--- a/KHBD_Robotics/Lớp_7/Tuần_33/KHBD_Robotics_Lớp_7_Tiet31_On_tap_anh_gia_inh_ky_4.docx
+++ b/KHBD_Robotics/Lớp_7/Tuần_33/KHBD_Robotics_Lớp_7_Tiet31_On_tap_anh_gia_inh_ky_4.docx
@@ -16,13 +16,13 @@
         </w:tblBorders>
       </w:tblPr>
       <w:tblGrid>
-        <w:gridCol w:w="4875"/>
-        <w:gridCol w:w="4875"/>
+        <w:gridCol w:w="4796"/>
+        <w:gridCol w:w="4796"/>
       </w:tblGrid>
       <w:tr>
         <w:tc>
           <w:tcPr>
-            <w:tcW w:type="dxa" w:w="4875"/>
+            <w:tcW w:type="dxa" w:w="4819"/>
             <w:tcMar>
               <w:top w:w="80" w:type="dxa"/>
               <w:bottom w:w="80" w:type="dxa"/>
@@ -38,18 +38,18 @@
             <w:r/>
             <w:r>
               <w:rPr>
-                <w:rFonts w:ascii="Times New Roman" w:hAnsi="Times New Roman" w:eastAsia="Times New Roman"/>
+                <w:rFonts w:ascii="Times New Roman" w:hAnsi="Times New Roman" w:cs="Times New Roman" w:eastAsia="Times New Roman"/>
                 <w:b/>
                 <w:i w:val="0"/>
                 <w:sz w:val="26"/>
               </w:rPr>
-              <w:t>Trường Tiểu học và THCS UNIGO</w:t>
+              <w:t>Trường: Tiểu học và THCS UNIGO</w:t>
             </w:r>
           </w:p>
         </w:tc>
         <w:tc>
           <w:tcPr>
-            <w:tcW w:type="dxa" w:w="4875"/>
+            <w:tcW w:type="dxa" w:w="4252"/>
             <w:tcMar>
               <w:top w:w="80" w:type="dxa"/>
               <w:bottom w:w="80" w:type="dxa"/>
@@ -65,12 +65,12 @@
             <w:r/>
             <w:r>
               <w:rPr>
-                <w:rFonts w:ascii="Times New Roman" w:hAnsi="Times New Roman" w:eastAsia="Times New Roman"/>
-                <w:b w:val="0"/>
-                <w:i w:val="0"/>
-                <w:sz w:val="26"/>
-              </w:rPr>
-              <w:t>Họ tên giáo viên: Đậu Đình Nguyên</w:t>
+                <w:rFonts w:ascii="Times New Roman" w:hAnsi="Times New Roman" w:cs="Times New Roman" w:eastAsia="Times New Roman"/>
+                <w:b/>
+                <w:i w:val="0"/>
+                <w:sz w:val="26"/>
+              </w:rPr>
+              <w:t>Ngày soạn: 13/03/2027</w:t>
             </w:r>
           </w:p>
         </w:tc>
@@ -78,7 +78,7 @@
       <w:tr>
         <w:tc>
           <w:tcPr>
-            <w:tcW w:type="dxa" w:w="4875"/>
+            <w:tcW w:type="dxa" w:w="4796"/>
             <w:tcMar>
               <w:top w:w="80" w:type="dxa"/>
               <w:bottom w:w="80" w:type="dxa"/>
@@ -94,18 +94,18 @@
             <w:r/>
             <w:r>
               <w:rPr>
-                <w:rFonts w:ascii="Times New Roman" w:hAnsi="Times New Roman" w:eastAsia="Times New Roman"/>
-                <w:b w:val="0"/>
-                <w:i w:val="0"/>
-                <w:sz w:val="26"/>
-              </w:rPr>
-              <w:t>Tổ THCS</w:t>
+                <w:rFonts w:ascii="Times New Roman" w:hAnsi="Times New Roman" w:cs="Times New Roman" w:eastAsia="Times New Roman"/>
+                <w:b w:val="0"/>
+                <w:i w:val="0"/>
+                <w:sz w:val="26"/>
+              </w:rPr>
+              <w:t>GV: Đậu Đình Nguyên</w:t>
             </w:r>
           </w:p>
         </w:tc>
         <w:tc>
           <w:tcPr>
-            <w:tcW w:type="dxa" w:w="4875"/>
+            <w:tcW w:type="dxa" w:w="4796"/>
             <w:tcMar>
               <w:top w:w="80" w:type="dxa"/>
               <w:bottom w:w="80" w:type="dxa"/>
@@ -121,22 +121,7 @@
             <w:r/>
             <w:r>
               <w:rPr>
-                <w:rFonts w:ascii="Times New Roman" w:hAnsi="Times New Roman" w:eastAsia="Times New Roman"/>
-                <w:b w:val="0"/>
-                <w:i w:val="0"/>
-                <w:sz w:val="26"/>
-              </w:rPr>
-              <w:t>Ngày soạn: 13/03/2027</w:t>
-            </w:r>
-          </w:p>
-          <w:p>
-            <w:pPr>
-              <w:spacing w:line="276" w:lineRule="auto" w:after="40"/>
-              <w:jc w:val="left"/>
-            </w:pPr>
-            <w:r>
-              <w:rPr>
-                <w:rFonts w:ascii="Times New Roman" w:hAnsi="Times New Roman" w:eastAsia="Times New Roman"/>
+                <w:rFonts w:ascii="Times New Roman" w:hAnsi="Times New Roman" w:cs="Times New Roman" w:eastAsia="Times New Roman"/>
                 <w:b w:val="0"/>
                 <w:i w:val="0"/>
                 <w:sz w:val="26"/>
@@ -144,14 +129,55 @@
               <w:t>Ngày dạy: 16/03/2027</w:t>
             </w:r>
           </w:p>
-          <w:p>
-            <w:pPr>
-              <w:spacing w:line="276" w:lineRule="auto" w:after="40"/>
-              <w:jc w:val="left"/>
-            </w:pPr>
-            <w:r>
-              <w:rPr>
-                <w:rFonts w:ascii="Times New Roman" w:hAnsi="Times New Roman" w:eastAsia="Times New Roman"/>
+        </w:tc>
+      </w:tr>
+      <w:tr>
+        <w:tc>
+          <w:tcPr>
+            <w:tcW w:type="dxa" w:w="4796"/>
+            <w:tcMar>
+              <w:top w:w="80" w:type="dxa"/>
+              <w:bottom w:w="80" w:type="dxa"/>
+              <w:left w:w="120" w:type="dxa"/>
+              <w:right w:w="120" w:type="dxa"/>
+            </w:tcMar>
+          </w:tcPr>
+          <w:p>
+            <w:pPr>
+              <w:spacing w:line="276" w:lineRule="auto" w:after="40"/>
+              <w:jc w:val="left"/>
+            </w:pPr>
+            <w:r/>
+            <w:r>
+              <w:rPr>
+                <w:rFonts w:ascii="Times New Roman" w:hAnsi="Times New Roman" w:cs="Times New Roman" w:eastAsia="Times New Roman"/>
+                <w:b w:val="0"/>
+                <w:i w:val="0"/>
+                <w:sz w:val="26"/>
+              </w:rPr>
+              <w:t>Tổ: Tổ chuyên môn THCS</w:t>
+            </w:r>
+          </w:p>
+        </w:tc>
+        <w:tc>
+          <w:tcPr>
+            <w:tcW w:type="dxa" w:w="4796"/>
+            <w:tcMar>
+              <w:top w:w="80" w:type="dxa"/>
+              <w:bottom w:w="80" w:type="dxa"/>
+              <w:left w:w="120" w:type="dxa"/>
+              <w:right w:w="120" w:type="dxa"/>
+            </w:tcMar>
+          </w:tcPr>
+          <w:p>
+            <w:pPr>
+              <w:spacing w:line="276" w:lineRule="auto" w:after="40"/>
+              <w:jc w:val="left"/>
+            </w:pPr>
+            <w:r/>
+            <w:r>
+              <w:rPr>
+                <w:rFonts w:ascii="Times New Roman" w:hAnsi="Times New Roman" w:cs="Times New Roman" w:eastAsia="Times New Roman"/>
                 <w:b w:val="0"/>
                 <w:i w:val="0"/>
                 <w:sz w:val="26"/>
@@ -171,12 +197,11 @@
     <w:p>
       <w:pPr>
         <w:spacing w:line="276" w:lineRule="auto" w:after="60" w:before="0"/>
-        <w:ind w:firstLine="0"/>
         <w:jc w:val="center"/>
       </w:pPr>
       <w:r>
         <w:rPr>
-          <w:rFonts w:ascii="Times New Roman" w:hAnsi="Times New Roman" w:eastAsia="Times New Roman"/>
+          <w:rFonts w:ascii="Times New Roman" w:hAnsi="Times New Roman" w:cs="Times New Roman" w:eastAsia="Times New Roman"/>
           <w:b/>
           <w:i w:val="0"/>
           <w:sz w:val="26"/>
@@ -191,7 +216,7 @@
       </w:pPr>
       <w:r>
         <w:rPr>
-          <w:rFonts w:ascii="Times New Roman" w:hAnsi="Times New Roman" w:eastAsia="Times New Roman"/>
+          <w:rFonts w:ascii="Times New Roman" w:hAnsi="Times New Roman" w:cs="Times New Roman" w:eastAsia="Times New Roman"/>
           <w:b/>
           <w:i/>
           <w:sz w:val="26"/>
@@ -206,7 +231,7 @@
       </w:pPr>
       <w:r>
         <w:rPr>
-          <w:rFonts w:ascii="Times New Roman" w:hAnsi="Times New Roman" w:eastAsia="Times New Roman"/>
+          <w:rFonts w:ascii="Times New Roman" w:hAnsi="Times New Roman" w:cs="Times New Roman" w:eastAsia="Times New Roman"/>
           <w:b/>
           <w:i/>
           <w:sz w:val="26"/>
@@ -221,7 +246,7 @@
       </w:pPr>
       <w:r>
         <w:rPr>
-          <w:rFonts w:ascii="Times New Roman" w:hAnsi="Times New Roman" w:eastAsia="Times New Roman"/>
+          <w:rFonts w:ascii="Times New Roman" w:hAnsi="Times New Roman" w:cs="Times New Roman" w:eastAsia="Times New Roman"/>
           <w:b/>
           <w:i w:val="0"/>
           <w:sz w:val="26"/>
@@ -232,12 +257,18 @@
     <w:p>
       <w:pPr>
         <w:spacing w:line="276" w:lineRule="auto" w:after="60" w:before="0"/>
+        <w:jc w:val="both"/>
+      </w:pPr>
+    </w:p>
+    <w:p>
+      <w:pPr>
+        <w:spacing w:line="276" w:lineRule="auto" w:after="60" w:before="0"/>
         <w:ind w:firstLine="0"/>
         <w:jc w:val="both"/>
       </w:pPr>
       <w:r>
         <w:rPr>
-          <w:rFonts w:ascii="Times New Roman" w:hAnsi="Times New Roman" w:eastAsia="Times New Roman"/>
+          <w:rFonts w:ascii="Times New Roman" w:hAnsi="Times New Roman" w:cs="Times New Roman" w:eastAsia="Times New Roman"/>
           <w:b/>
           <w:i w:val="0"/>
           <w:sz w:val="26"/>
@@ -253,7 +284,7 @@
       </w:pPr>
       <w:r>
         <w:rPr>
-          <w:rFonts w:ascii="Times New Roman" w:hAnsi="Times New Roman" w:eastAsia="Times New Roman"/>
+          <w:rFonts w:ascii="Times New Roman" w:hAnsi="Times New Roman" w:cs="Times New Roman" w:eastAsia="Times New Roman"/>
           <w:b/>
           <w:i w:val="0"/>
           <w:sz w:val="26"/>
@@ -269,12 +300,12 @@
       </w:pPr>
       <w:r>
         <w:rPr>
-          <w:rFonts w:ascii="Times New Roman" w:hAnsi="Times New Roman" w:eastAsia="Times New Roman"/>
+          <w:rFonts w:ascii="Times New Roman" w:hAnsi="Times New Roman" w:cs="Times New Roman" w:eastAsia="Times New Roman"/>
           <w:b w:val="0"/>
           <w:i w:val="0"/>
           <w:sz w:val="26"/>
         </w:rPr>
-        <w:t>- Ôn tập tổng hợp kiến thức lập trình điều khiển robot tự hành; chuẩn bị bài kiểm tra đánh giá định kỳ 4.</w:t>
+        <w:t>- Hệ thống hóa kiến thức chuẩn bị Đánh giá định kỳ 4</w:t>
       </w:r>
     </w:p>
     <w:p>
@@ -285,7 +316,7 @@
       </w:pPr>
       <w:r>
         <w:rPr>
-          <w:rFonts w:ascii="Times New Roman" w:hAnsi="Times New Roman" w:eastAsia="Times New Roman"/>
+          <w:rFonts w:ascii="Times New Roman" w:hAnsi="Times New Roman" w:cs="Times New Roman" w:eastAsia="Times New Roman"/>
           <w:b/>
           <w:i w:val="0"/>
           <w:sz w:val="26"/>
@@ -301,7 +332,7 @@
       </w:pPr>
       <w:r>
         <w:rPr>
-          <w:rFonts w:ascii="Times New Roman" w:hAnsi="Times New Roman" w:eastAsia="Times New Roman"/>
+          <w:rFonts w:ascii="Times New Roman" w:hAnsi="Times New Roman" w:cs="Times New Roman" w:eastAsia="Times New Roman"/>
           <w:b/>
           <w:i w:val="0"/>
           <w:sz w:val="26"/>
@@ -317,12 +348,12 @@
       </w:pPr>
       <w:r>
         <w:rPr>
-          <w:rFonts w:ascii="Times New Roman" w:hAnsi="Times New Roman" w:eastAsia="Times New Roman"/>
+          <w:rFonts w:ascii="Times New Roman" w:hAnsi="Times New Roman" w:cs="Times New Roman" w:eastAsia="Times New Roman"/>
           <w:b w:val="0"/>
           <w:i w:val="0"/>
           <w:sz w:val="26"/>
         </w:rPr>
-        <w:t>- NL1 (Nhận thức công nghệ): Nhận biết mô hình Ôn tập Đánh giá định kỳ 4 mô phỏng sự vật/hiện tượng thực tế và hiểu nguyên lý hoạt động cơ bản. (Đạt được thông qua Hoạt động 2)</w:t>
+        <w:t>- NL1 (Nhận thức công nghệ): Hệ thống hóa kiến thức về cấu tạo, nguyên lý hoạt động của các mô hình robot đã học. (Đạt được thông qua Hoạt động 2)</w:t>
       </w:r>
     </w:p>
     <w:p>
@@ -333,12 +364,12 @@
       </w:pPr>
       <w:r>
         <w:rPr>
-          <w:rFonts w:ascii="Times New Roman" w:hAnsi="Times New Roman" w:eastAsia="Times New Roman"/>
+          <w:rFonts w:ascii="Times New Roman" w:hAnsi="Times New Roman" w:cs="Times New Roman" w:eastAsia="Times New Roman"/>
           <w:b w:val="0"/>
           <w:i w:val="0"/>
           <w:sz w:val="26"/>
         </w:rPr>
-        <w:t>- NL2 (Sử dụng công nghệ): Thực hiện lắp ráp đúng quy trình từng bước mô hình Ôn tập Đánh giá định kỳ 4 từ bộ kit OLLO Excel 1, vận hành chạy thử và kiểm tra hoạt động. (Đạt được thông qua Hoạt động 3)</w:t>
+        <w:t>- NL2 (Sử dụng công nghệ): Thực hành thành thạo các thao tác lắp ráp và vận hành robot theo yêu cầu kiểm tra. (Đạt được thông qua Hoạt động 3)</w:t>
       </w:r>
     </w:p>
     <w:p>
@@ -349,7 +380,7 @@
       </w:pPr>
       <w:r>
         <w:rPr>
-          <w:rFonts w:ascii="Times New Roman" w:hAnsi="Times New Roman" w:eastAsia="Times New Roman"/>
+          <w:rFonts w:ascii="Times New Roman" w:hAnsi="Times New Roman" w:cs="Times New Roman" w:eastAsia="Times New Roman"/>
           <w:b/>
           <w:i w:val="0"/>
           <w:sz w:val="26"/>
@@ -365,12 +396,12 @@
       </w:pPr>
       <w:r>
         <w:rPr>
-          <w:rFonts w:ascii="Times New Roman" w:hAnsi="Times New Roman" w:eastAsia="Times New Roman"/>
+          <w:rFonts w:ascii="Times New Roman" w:hAnsi="Times New Roman" w:cs="Times New Roman" w:eastAsia="Times New Roman"/>
           <w:b w:val="0"/>
           <w:i w:val="0"/>
           <w:sz w:val="26"/>
         </w:rPr>
-        <w:t>- Miền I. Khai thác dữ liệu và thông tin (thành tố 1.1. Duyệt, tìm kiếm và lọc dữ liệu, thông tin và nội dung số – Bậc 3): Khai thác thông tin số phục vụ bài học. (Đạt được thông qua Hoạt động 2)</w:t>
+        <w:t>- Miền III. Sáng tạo nội dung số – Thành tố 3.2. Sáng tạo sản phẩm số – Bậc 3: Thiết kế, xây dựng và lập trình mô hình robot hoạt động chính xác. (Đạt được thông qua Hoạt động 3)</w:t>
       </w:r>
     </w:p>
     <w:p>
@@ -381,12 +412,12 @@
       </w:pPr>
       <w:r>
         <w:rPr>
-          <w:rFonts w:ascii="Times New Roman" w:hAnsi="Times New Roman" w:eastAsia="Times New Roman"/>
+          <w:rFonts w:ascii="Times New Roman" w:hAnsi="Times New Roman" w:cs="Times New Roman" w:eastAsia="Times New Roman"/>
           <w:b w:val="0"/>
           <w:i w:val="0"/>
           <w:sz w:val="26"/>
         </w:rPr>
-        <w:t>- Miền IV. An toàn (thành tố 4.1. Bảo vệ thiết bị và nội dung số – Bậc 3): Tuân thủ quy tắc an toàn thiết bị và bảo vệ dữ liệu. (Đạt được thông qua Hoạt động 3, Hoạt động 4)</w:t>
+        <w:t>- Miền IV. An toàn – Thành tố 4.3. Bảo vệ sức khỏe và môi trường số – Bậc 3: Tuân thủ quy định sử dụng an toàn thiết bị điện tử, nguồn cấp và động cơ servo. (Đạt được thông qua Hoạt động 1, Hoạt động 3)</w:t>
       </w:r>
     </w:p>
     <w:p>
@@ -397,7 +428,7 @@
       </w:pPr>
       <w:r>
         <w:rPr>
-          <w:rFonts w:ascii="Times New Roman" w:hAnsi="Times New Roman" w:eastAsia="Times New Roman"/>
+          <w:rFonts w:ascii="Times New Roman" w:hAnsi="Times New Roman" w:cs="Times New Roman" w:eastAsia="Times New Roman"/>
           <w:b/>
           <w:i w:val="0"/>
           <w:sz w:val="26"/>
@@ -413,12 +444,12 @@
       </w:pPr>
       <w:r>
         <w:rPr>
-          <w:rFonts w:ascii="Times New Roman" w:hAnsi="Times New Roman" w:eastAsia="Times New Roman"/>
+          <w:rFonts w:ascii="Times New Roman" w:hAnsi="Times New Roman" w:cs="Times New Roman" w:eastAsia="Times New Roman"/>
           <w:b w:val="0"/>
           <w:i w:val="0"/>
           <w:sz w:val="26"/>
         </w:rPr>
-        <w:t>- Tự chủ và tự học: Chủ động đọc tài liệu SGK, quan sát thao tác mẫu và tự thực hiện nhiệm vụ học tập. (Đạt được thông qua Hoạt động 1, Hoạt động 2)</w:t>
+        <w:t>- Tự chủ và tự học: Chủ động đọc hiểu tài liệu hướng dẫn, sơ đồ lắp ráp và giải quyết vấn đề kỹ thuật phát sinh. (Đạt được thông qua Hoạt động 2, Hoạt động 3)</w:t>
       </w:r>
     </w:p>
     <w:p>
@@ -429,12 +460,28 @@
       </w:pPr>
       <w:r>
         <w:rPr>
-          <w:rFonts w:ascii="Times New Roman" w:hAnsi="Times New Roman" w:eastAsia="Times New Roman"/>
+          <w:rFonts w:ascii="Times New Roman" w:hAnsi="Times New Roman" w:cs="Times New Roman" w:eastAsia="Times New Roman"/>
           <w:b w:val="0"/>
           <w:i w:val="0"/>
           <w:sz w:val="26"/>
         </w:rPr>
-        <w:t>- Giao tiếp và hợp tác: Thảo luận nhóm hiệu quả, chia sẻ và hỗ trợ bạn trong giờ thực hành. (Đạt được thông qua Hoạt động 2, Hoạt động 3)</w:t>
+        <w:t>- Giao tiếp và hợp tác: Phân công vai trò khoa học trong nhóm, thảo luận giải pháp kỹ thuật và hỗ trợ đồng đội. (Đạt được thông qua Hoạt động 3)</w:t>
+      </w:r>
+    </w:p>
+    <w:p>
+      <w:pPr>
+        <w:spacing w:line="276" w:lineRule="auto" w:after="60" w:before="0"/>
+        <w:ind w:firstLine="284"/>
+        <w:jc w:val="both"/>
+      </w:pPr>
+      <w:r>
+        <w:rPr>
+          <w:rFonts w:ascii="Times New Roman" w:hAnsi="Times New Roman" w:cs="Times New Roman" w:eastAsia="Times New Roman"/>
+          <w:b/>
+          <w:i w:val="0"/>
+          <w:sz w:val="26"/>
+        </w:rPr>
+        <w:t>3. Phẩm chất:</w:t>
       </w:r>
     </w:p>
     <w:p>
@@ -445,12 +492,60 @@
       </w:pPr>
       <w:r>
         <w:rPr>
-          <w:rFonts w:ascii="Times New Roman" w:hAnsi="Times New Roman" w:eastAsia="Times New Roman"/>
+          <w:rFonts w:ascii="Times New Roman" w:hAnsi="Times New Roman" w:cs="Times New Roman" w:eastAsia="Times New Roman"/>
           <w:b w:val="0"/>
           <w:i w:val="0"/>
           <w:sz w:val="26"/>
         </w:rPr>
-        <w:t>- Giải quyết vấn đề và sáng tạo: Phát hiện và sửa lỗi trong quá trình thực hành, đề xuất ý tưởng ứng dụng mới. (Đạt được thông qua Hoạt động 4)</w:t>
+        <w:t>- Chăm chỉ: Tác phong công nghiệp, tư duy khoa học và kiên trì trong thực hành chế tạo robot. (Đạt được thông qua Hoạt động 2, Hoạt động 3)</w:t>
+      </w:r>
+    </w:p>
+    <w:p>
+      <w:pPr>
+        <w:spacing w:line="276" w:lineRule="auto" w:after="60" w:before="0"/>
+        <w:ind w:firstLine="0" w:left="850"/>
+        <w:jc w:val="both"/>
+      </w:pPr>
+      <w:r>
+        <w:rPr>
+          <w:rFonts w:ascii="Times New Roman" w:hAnsi="Times New Roman" w:cs="Times New Roman" w:eastAsia="Times New Roman"/>
+          <w:b w:val="0"/>
+          <w:i w:val="0"/>
+          <w:sz w:val="26"/>
+        </w:rPr>
+        <w:t>- Trung thực: Trung thực trong báo cáo kết quả thử nghiệm và đánh giá sản phẩm của nhóm. (Đạt được thông qua Hoạt động 3)</w:t>
+      </w:r>
+    </w:p>
+    <w:p>
+      <w:pPr>
+        <w:spacing w:line="276" w:lineRule="auto" w:after="60" w:before="0"/>
+        <w:ind w:firstLine="0" w:left="850"/>
+        <w:jc w:val="both"/>
+      </w:pPr>
+      <w:r>
+        <w:rPr>
+          <w:rFonts w:ascii="Times New Roman" w:hAnsi="Times New Roman" w:cs="Times New Roman" w:eastAsia="Times New Roman"/>
+          <w:b w:val="0"/>
+          <w:i w:val="0"/>
+          <w:sz w:val="26"/>
+        </w:rPr>
+        <w:t>- Trách nhiệm: Quản lý, bảo vệ thiết bị công nghệ và giữ gìn vệ sinh phòng thực hành bộ môn. (Đạt được thông qua Hoạt động 3, Hoạt động 4)</w:t>
+      </w:r>
+    </w:p>
+    <w:p>
+      <w:pPr>
+        <w:spacing w:line="276" w:lineRule="auto" w:after="60" w:before="0"/>
+        <w:ind w:firstLine="0"/>
+        <w:jc w:val="both"/>
+      </w:pPr>
+      <w:r>
+        <w:rPr>
+          <w:rFonts w:ascii="Times New Roman" w:hAnsi="Times New Roman" w:cs="Times New Roman" w:eastAsia="Times New Roman"/>
+          <w:b/>
+          <w:i w:val="0"/>
+          <w:sz w:val="26"/>
+        </w:rPr>
+        <w:t>II. Thiết bị dạy học và học liệu:</w:t>
       </w:r>
     </w:p>
     <w:p>
@@ -461,12 +556,12 @@
       </w:pPr>
       <w:r>
         <w:rPr>
-          <w:rFonts w:ascii="Times New Roman" w:hAnsi="Times New Roman" w:eastAsia="Times New Roman"/>
+          <w:rFonts w:ascii="Times New Roman" w:hAnsi="Times New Roman" w:cs="Times New Roman" w:eastAsia="Times New Roman"/>
           <w:b/>
           <w:i w:val="0"/>
           <w:sz w:val="26"/>
         </w:rPr>
-        <w:t>3. Phẩm chất:</w:t>
+        <w:t>1. Thiết bị:</w:t>
       </w:r>
     </w:p>
     <w:p>
@@ -477,12 +572,12 @@
       </w:pPr>
       <w:r>
         <w:rPr>
-          <w:rFonts w:ascii="Times New Roman" w:hAnsi="Times New Roman" w:eastAsia="Times New Roman"/>
+          <w:rFonts w:ascii="Times New Roman" w:hAnsi="Times New Roman" w:cs="Times New Roman" w:eastAsia="Times New Roman"/>
           <w:b w:val="0"/>
           <w:i w:val="0"/>
           <w:sz w:val="26"/>
         </w:rPr>
-        <w:t>- Chăm chỉ: Tích cực tham gia hoạt động tìm hiểu và hoàn thành bài tập thực hành. (Thông qua Hoạt động 1, Hoạt động 2)</w:t>
+        <w:t>- Bộ Kit Robotics OLLO Excel 1, máy tính giáo viên và máy tính nhóm học sinh.</w:t>
       </w:r>
     </w:p>
     <w:p>
@@ -493,12 +588,28 @@
       </w:pPr>
       <w:r>
         <w:rPr>
-          <w:rFonts w:ascii="Times New Roman" w:hAnsi="Times New Roman" w:eastAsia="Times New Roman"/>
+          <w:rFonts w:ascii="Times New Roman" w:hAnsi="Times New Roman" w:cs="Times New Roman" w:eastAsia="Times New Roman"/>
           <w:b w:val="0"/>
           <w:i w:val="0"/>
           <w:sz w:val="26"/>
         </w:rPr>
-        <w:t>- Trung thực: Đánh giá đúng kết quả học tập, tôn trọng sản phẩm của người khác. (Thông qua Hoạt động 3)</w:t>
+        <w:t>- Phần mềm nạp lập trình, máy chiếu bài giảng 3D.</w:t>
+      </w:r>
+    </w:p>
+    <w:p>
+      <w:pPr>
+        <w:spacing w:line="276" w:lineRule="auto" w:after="60" w:before="0"/>
+        <w:ind w:firstLine="284"/>
+        <w:jc w:val="both"/>
+      </w:pPr>
+      <w:r>
+        <w:rPr>
+          <w:rFonts w:ascii="Times New Roman" w:hAnsi="Times New Roman" w:cs="Times New Roman" w:eastAsia="Times New Roman"/>
+          <w:b/>
+          <w:i w:val="0"/>
+          <w:sz w:val="26"/>
+        </w:rPr>
+        <w:t>2. Học liệu:</w:t>
       </w:r>
     </w:p>
     <w:p>
@@ -509,12 +620,12 @@
       </w:pPr>
       <w:r>
         <w:rPr>
-          <w:rFonts w:ascii="Times New Roman" w:hAnsi="Times New Roman" w:eastAsia="Times New Roman"/>
+          <w:rFonts w:ascii="Times New Roman" w:hAnsi="Times New Roman" w:cs="Times New Roman" w:eastAsia="Times New Roman"/>
           <w:b w:val="0"/>
           <w:i w:val="0"/>
           <w:sz w:val="26"/>
         </w:rPr>
-        <w:t>- Trách nhiệm: Giữ gìn an toàn thiết bị, bảo vệ tài sản công cộng và dữ liệu số. (Thông qua Hoạt động 3, Hoạt động 4)</w:t>
+        <w:t>- Phiếu học tập thực hành, sơ đồ nguyên lý cơ khí và thuật toán điều khiển Ôn tập Đánh giá định kỳ 4.</w:t>
       </w:r>
     </w:p>
     <w:p>
@@ -525,12 +636,12 @@
       </w:pPr>
       <w:r>
         <w:rPr>
-          <w:rFonts w:ascii="Times New Roman" w:hAnsi="Times New Roman" w:eastAsia="Times New Roman"/>
+          <w:rFonts w:ascii="Times New Roman" w:hAnsi="Times New Roman" w:cs="Times New Roman" w:eastAsia="Times New Roman"/>
           <w:b/>
           <w:i w:val="0"/>
           <w:sz w:val="26"/>
         </w:rPr>
-        <w:t>II. Thiết bị dạy học và học liệu:</w:t>
+        <w:t>III. Tiến trình dạy học</w:t>
       </w:r>
     </w:p>
     <w:p>
@@ -541,44 +652,12 @@
       </w:pPr>
       <w:r>
         <w:rPr>
-          <w:rFonts w:ascii="Times New Roman" w:hAnsi="Times New Roman" w:eastAsia="Times New Roman"/>
+          <w:rFonts w:ascii="Times New Roman" w:hAnsi="Times New Roman" w:cs="Times New Roman" w:eastAsia="Times New Roman"/>
           <w:b/>
           <w:i w:val="0"/>
           <w:sz w:val="26"/>
         </w:rPr>
-        <w:t>1. Thiết bị:</w:t>
-      </w:r>
-    </w:p>
-    <w:p>
-      <w:pPr>
-        <w:spacing w:line="276" w:lineRule="auto" w:after="60" w:before="0"/>
-        <w:ind w:firstLine="0" w:left="850"/>
-        <w:jc w:val="both"/>
-      </w:pPr>
-      <w:r>
-        <w:rPr>
-          <w:rFonts w:ascii="Times New Roman" w:hAnsi="Times New Roman" w:eastAsia="Times New Roman"/>
-          <w:b w:val="0"/>
-          <w:i w:val="0"/>
-          <w:sz w:val="26"/>
-        </w:rPr>
-        <w:t>- Bộ Kit Robotics OLLO Excel 1, máy tính GV, máy chiếu.</w:t>
-      </w:r>
-    </w:p>
-    <w:p>
-      <w:pPr>
-        <w:spacing w:line="276" w:lineRule="auto" w:after="60" w:before="0"/>
-        <w:ind w:firstLine="0" w:left="850"/>
-        <w:jc w:val="both"/>
-      </w:pPr>
-      <w:r>
-        <w:rPr>
-          <w:rFonts w:ascii="Times New Roman" w:hAnsi="Times New Roman" w:eastAsia="Times New Roman"/>
-          <w:b w:val="0"/>
-          <w:i w:val="0"/>
-          <w:sz w:val="26"/>
-        </w:rPr>
-        <w:t>- Phần mềm nạp lập trình, máy chiếu bài giảng 3D.</w:t>
+        <w:t>1. Hoạt động 1. Khởi động (Xác định vấn đề/nhiệm vụ học tập/Mở đầu) (7 phút)</w:t>
       </w:r>
     </w:p>
     <w:p>
@@ -589,96 +668,16 @@
       </w:pPr>
       <w:r>
         <w:rPr>
-          <w:rFonts w:ascii="Times New Roman" w:hAnsi="Times New Roman" w:eastAsia="Times New Roman"/>
+          <w:rFonts w:ascii="Times New Roman" w:hAnsi="Times New Roman" w:cs="Times New Roman" w:eastAsia="Times New Roman"/>
           <w:b/>
           <w:i w:val="0"/>
           <w:sz w:val="26"/>
         </w:rPr>
-        <w:t>2. Học liệu:</w:t>
-      </w:r>
-    </w:p>
-    <w:p>
-      <w:pPr>
-        <w:spacing w:line="276" w:lineRule="auto" w:after="60" w:before="0"/>
-        <w:ind w:firstLine="0" w:left="850"/>
-        <w:jc w:val="both"/>
-      </w:pPr>
-      <w:r>
-        <w:rPr>
-          <w:rFonts w:ascii="Times New Roman" w:hAnsi="Times New Roman" w:eastAsia="Times New Roman"/>
-          <w:b w:val="0"/>
-          <w:i w:val="0"/>
-          <w:sz w:val="26"/>
-        </w:rPr>
-        <w:t>- Phiếu học tập thực hành, sơ đồ nguyên lý cơ khí mô hình Ôn tập Đánh giá định kỳ 4.</w:t>
-      </w:r>
-    </w:p>
-    <w:p>
-      <w:pPr>
-        <w:spacing w:line="276" w:lineRule="auto" w:after="60" w:before="0"/>
-        <w:ind w:firstLine="0" w:left="850"/>
-        <w:jc w:val="both"/>
-      </w:pPr>
-      <w:r>
-        <w:rPr>
-          <w:rFonts w:ascii="Times New Roman" w:hAnsi="Times New Roman" w:eastAsia="Times New Roman"/>
-          <w:b w:val="0"/>
-          <w:i w:val="0"/>
-          <w:sz w:val="26"/>
-        </w:rPr>
-        <w:t>- Phiếu học tập, tệp bài tập thực hành mẫu.</w:t>
-      </w:r>
-    </w:p>
-    <w:p>
-      <w:pPr>
-        <w:spacing w:line="276" w:lineRule="auto" w:after="60" w:before="0"/>
-        <w:ind w:firstLine="0"/>
-        <w:jc w:val="both"/>
-      </w:pPr>
-      <w:r>
-        <w:rPr>
-          <w:rFonts w:ascii="Times New Roman" w:hAnsi="Times New Roman" w:eastAsia="Times New Roman"/>
-          <w:b/>
-          <w:i w:val="0"/>
-          <w:sz w:val="26"/>
-        </w:rPr>
-        <w:t>III. Tiến trình dạy học</w:t>
-      </w:r>
-    </w:p>
-    <w:p>
-      <w:pPr>
-        <w:spacing w:line="276" w:lineRule="auto" w:after="60" w:before="0"/>
-        <w:ind w:firstLine="284"/>
-        <w:jc w:val="both"/>
-      </w:pPr>
-      <w:r>
-        <w:rPr>
-          <w:rFonts w:ascii="Times New Roman" w:hAnsi="Times New Roman" w:eastAsia="Times New Roman"/>
-          <w:b/>
-          <w:i w:val="0"/>
-          <w:sz w:val="26"/>
-        </w:rPr>
-        <w:t>1. Hoạt động 1. Khởi động (Xác định vấn đề/nhiệm vụ học tập/Mở đầu) (7 phút)</w:t>
-      </w:r>
-    </w:p>
-    <w:p>
-      <w:pPr>
-        <w:spacing w:line="276" w:lineRule="auto" w:after="60" w:before="0"/>
-        <w:ind w:firstLine="284"/>
-        <w:jc w:val="both"/>
-      </w:pPr>
-      <w:r>
-        <w:rPr>
-          <w:rFonts w:ascii="Times New Roman" w:hAnsi="Times New Roman" w:eastAsia="Times New Roman"/>
-          <w:b/>
-          <w:i w:val="0"/>
-          <w:sz w:val="26"/>
-        </w:rPr>
         <w:t xml:space="preserve">a) Mục tiêu: </w:t>
       </w:r>
       <w:r>
         <w:rPr>
-          <w:rFonts w:ascii="Times New Roman" w:hAnsi="Times New Roman" w:eastAsia="Times New Roman"/>
+          <w:rFonts w:ascii="Times New Roman" w:hAnsi="Times New Roman" w:cs="Times New Roman" w:eastAsia="Times New Roman"/>
           <w:b w:val="0"/>
           <w:i/>
           <w:sz w:val="26"/>
@@ -694,7 +693,7 @@
       </w:pPr>
       <w:r>
         <w:rPr>
-          <w:rFonts w:ascii="Times New Roman" w:hAnsi="Times New Roman" w:eastAsia="Times New Roman"/>
+          <w:rFonts w:ascii="Times New Roman" w:hAnsi="Times New Roman" w:cs="Times New Roman" w:eastAsia="Times New Roman"/>
           <w:b/>
           <w:i w:val="0"/>
           <w:sz w:val="26"/>
@@ -703,12 +702,12 @@
       </w:r>
       <w:r>
         <w:rPr>
-          <w:rFonts w:ascii="Times New Roman" w:hAnsi="Times New Roman" w:eastAsia="Times New Roman"/>
+          <w:rFonts w:ascii="Times New Roman" w:hAnsi="Times New Roman" w:cs="Times New Roman" w:eastAsia="Times New Roman"/>
           <w:b w:val="0"/>
           <w:i/>
           <w:sz w:val="26"/>
         </w:rPr>
-        <w:t>GV chiếu hình ảnh/video thực tế về Ôn tập Đánh giá định kỳ 4 và đặt câu hỏi phân tích cơ chế.</w:t>
+        <w:t>GV chiếu hình ảnh/video thực tế về Ôn tập Đánh giá định kỳ 4 và đặt câu hỏi phân tích cơ chế hoạt động.</w:t>
       </w:r>
     </w:p>
     <w:p>
@@ -719,7 +718,7 @@
       </w:pPr>
       <w:r>
         <w:rPr>
-          <w:rFonts w:ascii="Times New Roman" w:hAnsi="Times New Roman" w:eastAsia="Times New Roman"/>
+          <w:rFonts w:ascii="Times New Roman" w:hAnsi="Times New Roman" w:cs="Times New Roman" w:eastAsia="Times New Roman"/>
           <w:b/>
           <w:i w:val="0"/>
           <w:sz w:val="26"/>
@@ -728,7 +727,7 @@
       </w:r>
       <w:r>
         <w:rPr>
-          <w:rFonts w:ascii="Times New Roman" w:hAnsi="Times New Roman" w:eastAsia="Times New Roman"/>
+          <w:rFonts w:ascii="Times New Roman" w:hAnsi="Times New Roman" w:cs="Times New Roman" w:eastAsia="Times New Roman"/>
           <w:b w:val="0"/>
           <w:i/>
           <w:sz w:val="26"/>
@@ -744,7 +743,7 @@
       </w:pPr>
       <w:r>
         <w:rPr>
-          <w:rFonts w:ascii="Times New Roman" w:hAnsi="Times New Roman" w:eastAsia="Times New Roman"/>
+          <w:rFonts w:ascii="Times New Roman" w:hAnsi="Times New Roman" w:cs="Times New Roman" w:eastAsia="Times New Roman"/>
           <w:b/>
           <w:i w:val="0"/>
           <w:sz w:val="26"/>
@@ -766,8 +765,8 @@
         </w:tblBorders>
       </w:tblPr>
       <w:tblGrid>
-        <w:gridCol w:w="4875"/>
-        <w:gridCol w:w="4875"/>
+        <w:gridCol w:w="4796"/>
+        <w:gridCol w:w="4796"/>
       </w:tblGrid>
       <w:tr>
         <w:tc>
@@ -788,7 +787,7 @@
             <w:r/>
             <w:r>
               <w:rPr>
-                <w:rFonts w:ascii="Times New Roman" w:hAnsi="Times New Roman" w:eastAsia="Times New Roman"/>
+                <w:rFonts w:ascii="Times New Roman" w:hAnsi="Times New Roman" w:cs="Times New Roman" w:eastAsia="Times New Roman"/>
                 <w:b/>
                 <w:i w:val="0"/>
                 <w:sz w:val="26"/>
@@ -815,7 +814,7 @@
             <w:r/>
             <w:r>
               <w:rPr>
-                <w:rFonts w:ascii="Times New Roman" w:hAnsi="Times New Roman" w:eastAsia="Times New Roman"/>
+                <w:rFonts w:ascii="Times New Roman" w:hAnsi="Times New Roman" w:cs="Times New Roman" w:eastAsia="Times New Roman"/>
                 <w:b/>
                 <w:i w:val="0"/>
                 <w:sz w:val="26"/>
@@ -828,7 +827,7 @@
       <w:tr>
         <w:tc>
           <w:tcPr>
-            <w:tcW w:type="dxa" w:w="4875"/>
+            <w:tcW w:type="dxa" w:w="4796"/>
             <w:tcMar>
               <w:top w:w="80" w:type="dxa"/>
               <w:bottom w:w="80" w:type="dxa"/>
@@ -844,7 +843,7 @@
             <w:r/>
             <w:r>
               <w:rPr>
-                <w:rFonts w:ascii="Times New Roman" w:hAnsi="Times New Roman" w:eastAsia="Times New Roman"/>
+                <w:rFonts w:ascii="Times New Roman" w:hAnsi="Times New Roman" w:cs="Times New Roman" w:eastAsia="Times New Roman"/>
                 <w:b w:val="0"/>
                 <w:i w:val="0"/>
                 <w:sz w:val="26"/>
@@ -859,7 +858,7 @@
             </w:pPr>
             <w:r>
               <w:rPr>
-                <w:rFonts w:ascii="Times New Roman" w:hAnsi="Times New Roman" w:eastAsia="Times New Roman"/>
+                <w:rFonts w:ascii="Times New Roman" w:hAnsi="Times New Roman" w:cs="Times New Roman" w:eastAsia="Times New Roman"/>
                 <w:b w:val="0"/>
                 <w:i w:val="0"/>
                 <w:sz w:val="26"/>
@@ -874,22 +873,22 @@
             </w:pPr>
             <w:r>
               <w:rPr>
-                <w:rFonts w:ascii="Times New Roman" w:hAnsi="Times New Roman" w:eastAsia="Times New Roman"/>
-                <w:b w:val="0"/>
-                <w:i w:val="0"/>
-                <w:sz w:val="26"/>
-              </w:rPr>
-              <w:t>- Yêu cầu HS quan sát và phân tích.</w:t>
-            </w:r>
-          </w:p>
-          <w:p>
-            <w:pPr>
-              <w:spacing w:line="276" w:lineRule="auto" w:after="40"/>
-              <w:jc w:val="left"/>
-            </w:pPr>
-            <w:r>
-              <w:rPr>
-                <w:rFonts w:ascii="Times New Roman" w:hAnsi="Times New Roman" w:eastAsia="Times New Roman"/>
+                <w:rFonts w:ascii="Times New Roman" w:hAnsi="Times New Roman" w:cs="Times New Roman" w:eastAsia="Times New Roman"/>
+                <w:b w:val="0"/>
+                <w:i w:val="0"/>
+                <w:sz w:val="26"/>
+              </w:rPr>
+              <w:t>- Yêu cầu HS quan sát và phân tích cơ chế chuyển động.</w:t>
+            </w:r>
+          </w:p>
+          <w:p>
+            <w:pPr>
+              <w:spacing w:line="276" w:lineRule="auto" w:after="40"/>
+              <w:jc w:val="left"/>
+            </w:pPr>
+            <w:r>
+              <w:rPr>
+                <w:rFonts w:ascii="Times New Roman" w:hAnsi="Times New Roman" w:cs="Times New Roman" w:eastAsia="Times New Roman"/>
                 <w:b w:val="0"/>
                 <w:i w:val="0"/>
                 <w:sz w:val="26"/>
@@ -904,37 +903,37 @@
             </w:pPr>
             <w:r>
               <w:rPr>
-                <w:rFonts w:ascii="Times New Roman" w:hAnsi="Times New Roman" w:eastAsia="Times New Roman"/>
-                <w:b w:val="0"/>
-                <w:i w:val="0"/>
-                <w:sz w:val="26"/>
-              </w:rPr>
-              <w:t>- HS tập trung quan sát màn chiếu.</w:t>
-            </w:r>
-          </w:p>
-          <w:p>
-            <w:pPr>
-              <w:spacing w:line="276" w:lineRule="auto" w:after="40"/>
-              <w:jc w:val="left"/>
-            </w:pPr>
-            <w:r>
-              <w:rPr>
-                <w:rFonts w:ascii="Times New Roman" w:hAnsi="Times New Roman" w:eastAsia="Times New Roman"/>
-                <w:b w:val="0"/>
-                <w:i w:val="0"/>
-                <w:sz w:val="26"/>
-              </w:rPr>
-              <w:t>- HS thảo luận nhanh theo nhóm bàn.</w:t>
-            </w:r>
-          </w:p>
-          <w:p>
-            <w:pPr>
-              <w:spacing w:line="276" w:lineRule="auto" w:after="40"/>
-              <w:jc w:val="left"/>
-            </w:pPr>
-            <w:r>
-              <w:rPr>
-                <w:rFonts w:ascii="Times New Roman" w:hAnsi="Times New Roman" w:eastAsia="Times New Roman"/>
+                <w:rFonts w:ascii="Times New Roman" w:hAnsi="Times New Roman" w:cs="Times New Roman" w:eastAsia="Times New Roman"/>
+                <w:b w:val="0"/>
+                <w:i w:val="0"/>
+                <w:sz w:val="26"/>
+              </w:rPr>
+              <w:t>- HS tập trung quan sát màn chiếu, lắng nghe câu hỏi dẫn dắt.</w:t>
+            </w:r>
+          </w:p>
+          <w:p>
+            <w:pPr>
+              <w:spacing w:line="276" w:lineRule="auto" w:after="40"/>
+              <w:jc w:val="left"/>
+            </w:pPr>
+            <w:r>
+              <w:rPr>
+                <w:rFonts w:ascii="Times New Roman" w:hAnsi="Times New Roman" w:cs="Times New Roman" w:eastAsia="Times New Roman"/>
+                <w:b w:val="0"/>
+                <w:i w:val="0"/>
+                <w:sz w:val="26"/>
+              </w:rPr>
+              <w:t>- HS thảo luận nhanh theo nhóm bàn, đối chiếu hiện tượng.</w:t>
+            </w:r>
+          </w:p>
+          <w:p>
+            <w:pPr>
+              <w:spacing w:line="276" w:lineRule="auto" w:after="40"/>
+              <w:jc w:val="left"/>
+            </w:pPr>
+            <w:r>
+              <w:rPr>
+                <w:rFonts w:ascii="Times New Roman" w:hAnsi="Times New Roman" w:cs="Times New Roman" w:eastAsia="Times New Roman"/>
                 <w:b w:val="0"/>
                 <w:i w:val="0"/>
                 <w:sz w:val="26"/>
@@ -949,7 +948,7 @@
             </w:pPr>
             <w:r>
               <w:rPr>
-                <w:rFonts w:ascii="Times New Roman" w:hAnsi="Times New Roman" w:eastAsia="Times New Roman"/>
+                <w:rFonts w:ascii="Times New Roman" w:hAnsi="Times New Roman" w:cs="Times New Roman" w:eastAsia="Times New Roman"/>
                 <w:b w:val="0"/>
                 <w:i w:val="0"/>
                 <w:sz w:val="26"/>
@@ -964,7 +963,7 @@
             </w:pPr>
             <w:r>
               <w:rPr>
-                <w:rFonts w:ascii="Times New Roman" w:hAnsi="Times New Roman" w:eastAsia="Times New Roman"/>
+                <w:rFonts w:ascii="Times New Roman" w:hAnsi="Times New Roman" w:cs="Times New Roman" w:eastAsia="Times New Roman"/>
                 <w:b w:val="0"/>
                 <w:i w:val="0"/>
                 <w:sz w:val="26"/>
@@ -979,7 +978,7 @@
             </w:pPr>
             <w:r>
               <w:rPr>
-                <w:rFonts w:ascii="Times New Roman" w:hAnsi="Times New Roman" w:eastAsia="Times New Roman"/>
+                <w:rFonts w:ascii="Times New Roman" w:hAnsi="Times New Roman" w:cs="Times New Roman" w:eastAsia="Times New Roman"/>
                 <w:b w:val="0"/>
                 <w:i w:val="0"/>
                 <w:sz w:val="26"/>
@@ -994,18 +993,18 @@
             </w:pPr>
             <w:r>
               <w:rPr>
-                <w:rFonts w:ascii="Times New Roman" w:hAnsi="Times New Roman" w:eastAsia="Times New Roman"/>
-                <w:b w:val="0"/>
-                <w:i w:val="0"/>
-                <w:sz w:val="26"/>
-              </w:rPr>
-              <w:t>- GV nhận xét, chuẩn hóa và dẫn dắt vào bài mới.</w:t>
+                <w:rFonts w:ascii="Times New Roman" w:hAnsi="Times New Roman" w:cs="Times New Roman" w:eastAsia="Times New Roman"/>
+                <w:b w:val="0"/>
+                <w:i w:val="0"/>
+                <w:sz w:val="26"/>
+              </w:rPr>
+              <w:t>- GV nhận xét, chuẩn hóa kiến thức và dẫn dắt vào bài mới.</w:t>
             </w:r>
           </w:p>
         </w:tc>
         <w:tc>
           <w:tcPr>
-            <w:tcW w:type="dxa" w:w="4875"/>
+            <w:tcW w:type="dxa" w:w="4796"/>
             <w:tcMar>
               <w:top w:w="80" w:type="dxa"/>
               <w:bottom w:w="80" w:type="dxa"/>
@@ -1021,22 +1020,22 @@
             <w:r/>
             <w:r>
               <w:rPr>
-                <w:rFonts w:ascii="Times New Roman" w:hAnsi="Times New Roman" w:eastAsia="Times New Roman"/>
-                <w:b w:val="0"/>
-                <w:i w:val="0"/>
-                <w:sz w:val="26"/>
-              </w:rPr>
-              <w:t>HS nhận diện được vấn đề kỹ thuật.</w:t>
-            </w:r>
-          </w:p>
-          <w:p>
-            <w:pPr>
-              <w:spacing w:line="276" w:lineRule="auto" w:after="40"/>
-              <w:jc w:val="left"/>
-            </w:pPr>
-            <w:r>
-              <w:rPr>
-                <w:rFonts w:ascii="Times New Roman" w:hAnsi="Times New Roman" w:eastAsia="Times New Roman"/>
+                <w:rFonts w:ascii="Times New Roman" w:hAnsi="Times New Roman" w:cs="Times New Roman" w:eastAsia="Times New Roman"/>
+                <w:b w:val="0"/>
+                <w:i w:val="0"/>
+                <w:sz w:val="26"/>
+              </w:rPr>
+              <w:t>HS nhận diện được vấn đề kỹ thuật của bài học.</w:t>
+            </w:r>
+          </w:p>
+          <w:p>
+            <w:pPr>
+              <w:spacing w:line="276" w:lineRule="auto" w:after="40"/>
+              <w:jc w:val="left"/>
+            </w:pPr>
+            <w:r>
+              <w:rPr>
+                <w:rFonts w:ascii="Times New Roman" w:hAnsi="Times New Roman" w:cs="Times New Roman" w:eastAsia="Times New Roman"/>
                 <w:b w:val="0"/>
                 <w:i w:val="0"/>
                 <w:sz w:val="26"/>
@@ -1061,7 +1060,7 @@
       </w:pPr>
       <w:r>
         <w:rPr>
-          <w:rFonts w:ascii="Times New Roman" w:hAnsi="Times New Roman" w:eastAsia="Times New Roman"/>
+          <w:rFonts w:ascii="Times New Roman" w:hAnsi="Times New Roman" w:cs="Times New Roman" w:eastAsia="Times New Roman"/>
           <w:b/>
           <w:i w:val="0"/>
           <w:sz w:val="26"/>
@@ -1077,7 +1076,7 @@
       </w:pPr>
       <w:r>
         <w:rPr>
-          <w:rFonts w:ascii="Times New Roman" w:hAnsi="Times New Roman" w:eastAsia="Times New Roman"/>
+          <w:rFonts w:ascii="Times New Roman" w:hAnsi="Times New Roman" w:cs="Times New Roman" w:eastAsia="Times New Roman"/>
           <w:b/>
           <w:i w:val="0"/>
           <w:sz w:val="26"/>
@@ -1086,7 +1085,7 @@
       </w:r>
       <w:r>
         <w:rPr>
-          <w:rFonts w:ascii="Times New Roman" w:hAnsi="Times New Roman" w:eastAsia="Times New Roman"/>
+          <w:rFonts w:ascii="Times New Roman" w:hAnsi="Times New Roman" w:cs="Times New Roman" w:eastAsia="Times New Roman"/>
           <w:b w:val="0"/>
           <w:i/>
           <w:sz w:val="26"/>
@@ -1102,7 +1101,7 @@
       </w:pPr>
       <w:r>
         <w:rPr>
-          <w:rFonts w:ascii="Times New Roman" w:hAnsi="Times New Roman" w:eastAsia="Times New Roman"/>
+          <w:rFonts w:ascii="Times New Roman" w:hAnsi="Times New Roman" w:cs="Times New Roman" w:eastAsia="Times New Roman"/>
           <w:b/>
           <w:i w:val="0"/>
           <w:sz w:val="26"/>
@@ -1111,7 +1110,7 @@
       </w:r>
       <w:r>
         <w:rPr>
-          <w:rFonts w:ascii="Times New Roman" w:hAnsi="Times New Roman" w:eastAsia="Times New Roman"/>
+          <w:rFonts w:ascii="Times New Roman" w:hAnsi="Times New Roman" w:cs="Times New Roman" w:eastAsia="Times New Roman"/>
           <w:b w:val="0"/>
           <w:i/>
           <w:sz w:val="26"/>
@@ -1127,7 +1126,7 @@
       </w:pPr>
       <w:r>
         <w:rPr>
-          <w:rFonts w:ascii="Times New Roman" w:hAnsi="Times New Roman" w:eastAsia="Times New Roman"/>
+          <w:rFonts w:ascii="Times New Roman" w:hAnsi="Times New Roman" w:cs="Times New Roman" w:eastAsia="Times New Roman"/>
           <w:b/>
           <w:i w:val="0"/>
           <w:sz w:val="26"/>
@@ -1136,7 +1135,7 @@
       </w:r>
       <w:r>
         <w:rPr>
-          <w:rFonts w:ascii="Times New Roman" w:hAnsi="Times New Roman" w:eastAsia="Times New Roman"/>
+          <w:rFonts w:ascii="Times New Roman" w:hAnsi="Times New Roman" w:cs="Times New Roman" w:eastAsia="Times New Roman"/>
           <w:b w:val="0"/>
           <w:i/>
           <w:sz w:val="26"/>
@@ -1152,7 +1151,7 @@
       </w:pPr>
       <w:r>
         <w:rPr>
-          <w:rFonts w:ascii="Times New Roman" w:hAnsi="Times New Roman" w:eastAsia="Times New Roman"/>
+          <w:rFonts w:ascii="Times New Roman" w:hAnsi="Times New Roman" w:cs="Times New Roman" w:eastAsia="Times New Roman"/>
           <w:b/>
           <w:i w:val="0"/>
           <w:sz w:val="26"/>
@@ -1174,8 +1173,8 @@
         </w:tblBorders>
       </w:tblPr>
       <w:tblGrid>
-        <w:gridCol w:w="4875"/>
-        <w:gridCol w:w="4875"/>
+        <w:gridCol w:w="4796"/>
+        <w:gridCol w:w="4796"/>
       </w:tblGrid>
       <w:tr>
         <w:tc>
@@ -1196,7 +1195,7 @@
             <w:r/>
             <w:r>
               <w:rPr>
-                <w:rFonts w:ascii="Times New Roman" w:hAnsi="Times New Roman" w:eastAsia="Times New Roman"/>
+                <w:rFonts w:ascii="Times New Roman" w:hAnsi="Times New Roman" w:cs="Times New Roman" w:eastAsia="Times New Roman"/>
                 <w:b/>
                 <w:i w:val="0"/>
                 <w:sz w:val="26"/>
@@ -1223,7 +1222,7 @@
             <w:r/>
             <w:r>
               <w:rPr>
-                <w:rFonts w:ascii="Times New Roman" w:hAnsi="Times New Roman" w:eastAsia="Times New Roman"/>
+                <w:rFonts w:ascii="Times New Roman" w:hAnsi="Times New Roman" w:cs="Times New Roman" w:eastAsia="Times New Roman"/>
                 <w:b/>
                 <w:i w:val="0"/>
                 <w:sz w:val="26"/>
@@ -1236,7 +1235,7 @@
       <w:tr>
         <w:tc>
           <w:tcPr>
-            <w:tcW w:type="dxa" w:w="4875"/>
+            <w:tcW w:type="dxa" w:w="4796"/>
             <w:tcMar>
               <w:top w:w="80" w:type="dxa"/>
               <w:bottom w:w="80" w:type="dxa"/>
@@ -1252,7 +1251,7 @@
             <w:r/>
             <w:r>
               <w:rPr>
-                <w:rFonts w:ascii="Times New Roman" w:hAnsi="Times New Roman" w:eastAsia="Times New Roman"/>
+                <w:rFonts w:ascii="Times New Roman" w:hAnsi="Times New Roman" w:cs="Times New Roman" w:eastAsia="Times New Roman"/>
                 <w:b w:val="0"/>
                 <w:i w:val="0"/>
                 <w:sz w:val="26"/>
@@ -1267,7 +1266,7 @@
             </w:pPr>
             <w:r>
               <w:rPr>
-                <w:rFonts w:ascii="Times New Roman" w:hAnsi="Times New Roman" w:eastAsia="Times New Roman"/>
+                <w:rFonts w:ascii="Times New Roman" w:hAnsi="Times New Roman" w:cs="Times New Roman" w:eastAsia="Times New Roman"/>
                 <w:b w:val="0"/>
                 <w:i w:val="0"/>
                 <w:sz w:val="26"/>
@@ -1282,7 +1281,22 @@
             </w:pPr>
             <w:r>
               <w:rPr>
-                <w:rFonts w:ascii="Times New Roman" w:hAnsi="Times New Roman" w:eastAsia="Times New Roman"/>
+                <w:rFonts w:ascii="Times New Roman" w:hAnsi="Times New Roman" w:cs="Times New Roman" w:eastAsia="Times New Roman"/>
+                <w:b w:val="0"/>
+                <w:i w:val="0"/>
+                <w:sz w:val="26"/>
+              </w:rPr>
+              <w:t>- Hướng dẫn nhận biết chiều lắp chốt và cổng cắm động cơ.</w:t>
+            </w:r>
+          </w:p>
+          <w:p>
+            <w:pPr>
+              <w:spacing w:line="276" w:lineRule="auto" w:after="40"/>
+              <w:jc w:val="left"/>
+            </w:pPr>
+            <w:r>
+              <w:rPr>
+                <w:rFonts w:ascii="Times New Roman" w:hAnsi="Times New Roman" w:cs="Times New Roman" w:eastAsia="Times New Roman"/>
                 <w:b w:val="0"/>
                 <w:i w:val="0"/>
                 <w:sz w:val="26"/>
@@ -1297,7 +1311,7 @@
             </w:pPr>
             <w:r>
               <w:rPr>
-                <w:rFonts w:ascii="Times New Roman" w:hAnsi="Times New Roman" w:eastAsia="Times New Roman"/>
+                <w:rFonts w:ascii="Times New Roman" w:hAnsi="Times New Roman" w:cs="Times New Roman" w:eastAsia="Times New Roman"/>
                 <w:b w:val="0"/>
                 <w:i w:val="0"/>
                 <w:sz w:val="26"/>
@@ -1312,7 +1326,7 @@
             </w:pPr>
             <w:r>
               <w:rPr>
-                <w:rFonts w:ascii="Times New Roman" w:hAnsi="Times New Roman" w:eastAsia="Times New Roman"/>
+                <w:rFonts w:ascii="Times New Roman" w:hAnsi="Times New Roman" w:cs="Times New Roman" w:eastAsia="Times New Roman"/>
                 <w:b w:val="0"/>
                 <w:i w:val="0"/>
                 <w:sz w:val="26"/>
@@ -1327,7 +1341,7 @@
             </w:pPr>
             <w:r>
               <w:rPr>
-                <w:rFonts w:ascii="Times New Roman" w:hAnsi="Times New Roman" w:eastAsia="Times New Roman"/>
+                <w:rFonts w:ascii="Times New Roman" w:hAnsi="Times New Roman" w:cs="Times New Roman" w:eastAsia="Times New Roman"/>
                 <w:b w:val="0"/>
                 <w:i w:val="0"/>
                 <w:sz w:val="26"/>
@@ -1342,7 +1356,7 @@
             </w:pPr>
             <w:r>
               <w:rPr>
-                <w:rFonts w:ascii="Times New Roman" w:hAnsi="Times New Roman" w:eastAsia="Times New Roman"/>
+                <w:rFonts w:ascii="Times New Roman" w:hAnsi="Times New Roman" w:cs="Times New Roman" w:eastAsia="Times New Roman"/>
                 <w:b w:val="0"/>
                 <w:i w:val="0"/>
                 <w:sz w:val="26"/>
@@ -1357,7 +1371,7 @@
             </w:pPr>
             <w:r>
               <w:rPr>
-                <w:rFonts w:ascii="Times New Roman" w:hAnsi="Times New Roman" w:eastAsia="Times New Roman"/>
+                <w:rFonts w:ascii="Times New Roman" w:hAnsi="Times New Roman" w:cs="Times New Roman" w:eastAsia="Times New Roman"/>
                 <w:b w:val="0"/>
                 <w:i w:val="0"/>
                 <w:sz w:val="26"/>
@@ -1372,7 +1386,7 @@
             </w:pPr>
             <w:r>
               <w:rPr>
-                <w:rFonts w:ascii="Times New Roman" w:hAnsi="Times New Roman" w:eastAsia="Times New Roman"/>
+                <w:rFonts w:ascii="Times New Roman" w:hAnsi="Times New Roman" w:cs="Times New Roman" w:eastAsia="Times New Roman"/>
                 <w:b w:val="0"/>
                 <w:i w:val="0"/>
                 <w:sz w:val="26"/>
@@ -1387,7 +1401,7 @@
             </w:pPr>
             <w:r>
               <w:rPr>
-                <w:rFonts w:ascii="Times New Roman" w:hAnsi="Times New Roman" w:eastAsia="Times New Roman"/>
+                <w:rFonts w:ascii="Times New Roman" w:hAnsi="Times New Roman" w:cs="Times New Roman" w:eastAsia="Times New Roman"/>
                 <w:b w:val="0"/>
                 <w:i w:val="0"/>
                 <w:sz w:val="26"/>
@@ -1398,7 +1412,7 @@
         </w:tc>
         <w:tc>
           <w:tcPr>
-            <w:tcW w:type="dxa" w:w="4875"/>
+            <w:tcW w:type="dxa" w:w="4796"/>
             <w:tcMar>
               <w:top w:w="80" w:type="dxa"/>
               <w:bottom w:w="80" w:type="dxa"/>
@@ -1414,27 +1428,27 @@
             <w:r/>
             <w:r>
               <w:rPr>
-                <w:rFonts w:ascii="Times New Roman" w:hAnsi="Times New Roman" w:eastAsia="Times New Roman"/>
-                <w:b w:val="0"/>
-                <w:i w:val="0"/>
-                <w:sz w:val="26"/>
-              </w:rPr>
-              <w:t>HS nắm được quy trình lắp ráp.</w:t>
-            </w:r>
-          </w:p>
-          <w:p>
-            <w:pPr>
-              <w:spacing w:line="276" w:lineRule="auto" w:after="40"/>
-              <w:jc w:val="left"/>
-            </w:pPr>
-            <w:r>
-              <w:rPr>
-                <w:rFonts w:ascii="Times New Roman" w:hAnsi="Times New Roman" w:eastAsia="Times New Roman"/>
-                <w:b w:val="0"/>
-                <w:i w:val="0"/>
-                <w:sz w:val="26"/>
-              </w:rPr>
-              <w:t>Danh mục linh kiện đầy đủ, chính xác.</w:t>
+                <w:rFonts w:ascii="Times New Roman" w:hAnsi="Times New Roman" w:cs="Times New Roman" w:eastAsia="Times New Roman"/>
+                <w:b w:val="0"/>
+                <w:i w:val="0"/>
+                <w:sz w:val="26"/>
+              </w:rPr>
+              <w:t>HS nắm vững quy trình các bước lắp ráp.</w:t>
+            </w:r>
+          </w:p>
+          <w:p>
+            <w:pPr>
+              <w:spacing w:line="276" w:lineRule="auto" w:after="40"/>
+              <w:jc w:val="left"/>
+            </w:pPr>
+            <w:r>
+              <w:rPr>
+                <w:rFonts w:ascii="Times New Roman" w:hAnsi="Times New Roman" w:cs="Times New Roman" w:eastAsia="Times New Roman"/>
+                <w:b w:val="0"/>
+                <w:i w:val="0"/>
+                <w:sz w:val="26"/>
+              </w:rPr>
+              <w:t>Danh mục linh kiện đầy đủ, chuẩn xác.</w:t>
             </w:r>
           </w:p>
         </w:tc>
@@ -1454,7 +1468,7 @@
       </w:pPr>
       <w:r>
         <w:rPr>
-          <w:rFonts w:ascii="Times New Roman" w:hAnsi="Times New Roman" w:eastAsia="Times New Roman"/>
+          <w:rFonts w:ascii="Times New Roman" w:hAnsi="Times New Roman" w:cs="Times New Roman" w:eastAsia="Times New Roman"/>
           <w:b/>
           <w:i w:val="0"/>
           <w:sz w:val="26"/>
@@ -1470,7 +1484,7 @@
       </w:pPr>
       <w:r>
         <w:rPr>
-          <w:rFonts w:ascii="Times New Roman" w:hAnsi="Times New Roman" w:eastAsia="Times New Roman"/>
+          <w:rFonts w:ascii="Times New Roman" w:hAnsi="Times New Roman" w:cs="Times New Roman" w:eastAsia="Times New Roman"/>
           <w:b/>
           <w:i w:val="0"/>
           <w:sz w:val="26"/>
@@ -1479,7 +1493,7 @@
       </w:r>
       <w:r>
         <w:rPr>
-          <w:rFonts w:ascii="Times New Roman" w:hAnsi="Times New Roman" w:eastAsia="Times New Roman"/>
+          <w:rFonts w:ascii="Times New Roman" w:hAnsi="Times New Roman" w:cs="Times New Roman" w:eastAsia="Times New Roman"/>
           <w:b w:val="0"/>
           <w:i/>
           <w:sz w:val="26"/>
@@ -1495,7 +1509,7 @@
       </w:pPr>
       <w:r>
         <w:rPr>
-          <w:rFonts w:ascii="Times New Roman" w:hAnsi="Times New Roman" w:eastAsia="Times New Roman"/>
+          <w:rFonts w:ascii="Times New Roman" w:hAnsi="Times New Roman" w:cs="Times New Roman" w:eastAsia="Times New Roman"/>
           <w:b/>
           <w:i w:val="0"/>
           <w:sz w:val="26"/>
@@ -1504,7 +1518,7 @@
       </w:r>
       <w:r>
         <w:rPr>
-          <w:rFonts w:ascii="Times New Roman" w:hAnsi="Times New Roman" w:eastAsia="Times New Roman"/>
+          <w:rFonts w:ascii="Times New Roman" w:hAnsi="Times New Roman" w:cs="Times New Roman" w:eastAsia="Times New Roman"/>
           <w:b w:val="0"/>
           <w:i/>
           <w:sz w:val="26"/>
@@ -1520,7 +1534,7 @@
       </w:pPr>
       <w:r>
         <w:rPr>
-          <w:rFonts w:ascii="Times New Roman" w:hAnsi="Times New Roman" w:eastAsia="Times New Roman"/>
+          <w:rFonts w:ascii="Times New Roman" w:hAnsi="Times New Roman" w:cs="Times New Roman" w:eastAsia="Times New Roman"/>
           <w:b/>
           <w:i w:val="0"/>
           <w:sz w:val="26"/>
@@ -1529,12 +1543,12 @@
       </w:r>
       <w:r>
         <w:rPr>
-          <w:rFonts w:ascii="Times New Roman" w:hAnsi="Times New Roman" w:eastAsia="Times New Roman"/>
+          <w:rFonts w:ascii="Times New Roman" w:hAnsi="Times New Roman" w:cs="Times New Roman" w:eastAsia="Times New Roman"/>
           <w:b w:val="0"/>
           <w:i/>
           <w:sz w:val="26"/>
         </w:rPr>
-        <w:t>Mô hình robot Ôn tập Đánh giá định kỳ 4 hoàn thiện, hoạt động chính xác.</w:t>
+        <w:t>Mô hình robot Ôn tập Đánh giá định kỳ 4 hoàn thiện, hoạt động chính xác theo yêu cầu.</w:t>
       </w:r>
     </w:p>
     <w:p>
@@ -1545,7 +1559,7 @@
       </w:pPr>
       <w:r>
         <w:rPr>
-          <w:rFonts w:ascii="Times New Roman" w:hAnsi="Times New Roman" w:eastAsia="Times New Roman"/>
+          <w:rFonts w:ascii="Times New Roman" w:hAnsi="Times New Roman" w:cs="Times New Roman" w:eastAsia="Times New Roman"/>
           <w:b/>
           <w:i w:val="0"/>
           <w:sz w:val="26"/>
@@ -1567,8 +1581,8 @@
         </w:tblBorders>
       </w:tblPr>
       <w:tblGrid>
-        <w:gridCol w:w="4875"/>
-        <w:gridCol w:w="4875"/>
+        <w:gridCol w:w="4796"/>
+        <w:gridCol w:w="4796"/>
       </w:tblGrid>
       <w:tr>
         <w:tc>
@@ -1589,7 +1603,7 @@
             <w:r/>
             <w:r>
               <w:rPr>
-                <w:rFonts w:ascii="Times New Roman" w:hAnsi="Times New Roman" w:eastAsia="Times New Roman"/>
+                <w:rFonts w:ascii="Times New Roman" w:hAnsi="Times New Roman" w:cs="Times New Roman" w:eastAsia="Times New Roman"/>
                 <w:b/>
                 <w:i w:val="0"/>
                 <w:sz w:val="26"/>
@@ -1616,7 +1630,7 @@
             <w:r/>
             <w:r>
               <w:rPr>
-                <w:rFonts w:ascii="Times New Roman" w:hAnsi="Times New Roman" w:eastAsia="Times New Roman"/>
+                <w:rFonts w:ascii="Times New Roman" w:hAnsi="Times New Roman" w:cs="Times New Roman" w:eastAsia="Times New Roman"/>
                 <w:b/>
                 <w:i w:val="0"/>
                 <w:sz w:val="26"/>
@@ -1629,7 +1643,7 @@
       <w:tr>
         <w:tc>
           <w:tcPr>
-            <w:tcW w:type="dxa" w:w="4875"/>
+            <w:tcW w:type="dxa" w:w="4796"/>
             <w:tcMar>
               <w:top w:w="80" w:type="dxa"/>
               <w:bottom w:w="80" w:type="dxa"/>
@@ -1645,7 +1659,7 @@
             <w:r/>
             <w:r>
               <w:rPr>
-                <w:rFonts w:ascii="Times New Roman" w:hAnsi="Times New Roman" w:eastAsia="Times New Roman"/>
+                <w:rFonts w:ascii="Times New Roman" w:hAnsi="Times New Roman" w:cs="Times New Roman" w:eastAsia="Times New Roman"/>
                 <w:b w:val="0"/>
                 <w:i w:val="0"/>
                 <w:sz w:val="26"/>
@@ -1660,7 +1674,7 @@
             </w:pPr>
             <w:r>
               <w:rPr>
-                <w:rFonts w:ascii="Times New Roman" w:hAnsi="Times New Roman" w:eastAsia="Times New Roman"/>
+                <w:rFonts w:ascii="Times New Roman" w:hAnsi="Times New Roman" w:cs="Times New Roman" w:eastAsia="Times New Roman"/>
                 <w:b w:val="0"/>
                 <w:i w:val="0"/>
                 <w:sz w:val="26"/>
@@ -1675,7 +1689,7 @@
             </w:pPr>
             <w:r>
               <w:rPr>
-                <w:rFonts w:ascii="Times New Roman" w:hAnsi="Times New Roman" w:eastAsia="Times New Roman"/>
+                <w:rFonts w:ascii="Times New Roman" w:hAnsi="Times New Roman" w:cs="Times New Roman" w:eastAsia="Times New Roman"/>
                 <w:b w:val="0"/>
                 <w:i w:val="0"/>
                 <w:sz w:val="26"/>
@@ -1690,7 +1704,7 @@
             </w:pPr>
             <w:r>
               <w:rPr>
-                <w:rFonts w:ascii="Times New Roman" w:hAnsi="Times New Roman" w:eastAsia="Times New Roman"/>
+                <w:rFonts w:ascii="Times New Roman" w:hAnsi="Times New Roman" w:cs="Times New Roman" w:eastAsia="Times New Roman"/>
                 <w:b w:val="0"/>
                 <w:i w:val="0"/>
                 <w:sz w:val="26"/>
@@ -1705,22 +1719,22 @@
             </w:pPr>
             <w:r>
               <w:rPr>
-                <w:rFonts w:ascii="Times New Roman" w:hAnsi="Times New Roman" w:eastAsia="Times New Roman"/>
-                <w:b w:val="0"/>
-                <w:i w:val="0"/>
-                <w:sz w:val="26"/>
-              </w:rPr>
-              <w:t>- HS tiến hành lắp ráp cẩn thận từng chi tiết.</w:t>
-            </w:r>
-          </w:p>
-          <w:p>
-            <w:pPr>
-              <w:spacing w:line="276" w:lineRule="auto" w:after="40"/>
-              <w:jc w:val="left"/>
-            </w:pPr>
-            <w:r>
-              <w:rPr>
-                <w:rFonts w:ascii="Times New Roman" w:hAnsi="Times New Roman" w:eastAsia="Times New Roman"/>
+                <w:rFonts w:ascii="Times New Roman" w:hAnsi="Times New Roman" w:cs="Times New Roman" w:eastAsia="Times New Roman"/>
+                <w:b w:val="0"/>
+                <w:i w:val="0"/>
+                <w:sz w:val="26"/>
+              </w:rPr>
+              <w:t>- HS tiến hành lắp ráp cẩn thận từng chi tiết theo sơ đồ.</w:t>
+            </w:r>
+          </w:p>
+          <w:p>
+            <w:pPr>
+              <w:spacing w:line="276" w:lineRule="auto" w:after="40"/>
+              <w:jc w:val="left"/>
+            </w:pPr>
+            <w:r>
+              <w:rPr>
+                <w:rFonts w:ascii="Times New Roman" w:hAnsi="Times New Roman" w:cs="Times New Roman" w:eastAsia="Times New Roman"/>
                 <w:b w:val="0"/>
                 <w:i w:val="0"/>
                 <w:sz w:val="26"/>
@@ -1735,7 +1749,7 @@
             </w:pPr>
             <w:r>
               <w:rPr>
-                <w:rFonts w:ascii="Times New Roman" w:hAnsi="Times New Roman" w:eastAsia="Times New Roman"/>
+                <w:rFonts w:ascii="Times New Roman" w:hAnsi="Times New Roman" w:cs="Times New Roman" w:eastAsia="Times New Roman"/>
                 <w:b w:val="0"/>
                 <w:i w:val="0"/>
                 <w:sz w:val="26"/>
@@ -1750,7 +1764,7 @@
             </w:pPr>
             <w:r>
               <w:rPr>
-                <w:rFonts w:ascii="Times New Roman" w:hAnsi="Times New Roman" w:eastAsia="Times New Roman"/>
+                <w:rFonts w:ascii="Times New Roman" w:hAnsi="Times New Roman" w:cs="Times New Roman" w:eastAsia="Times New Roman"/>
                 <w:b w:val="0"/>
                 <w:i w:val="0"/>
                 <w:sz w:val="26"/>
@@ -1765,7 +1779,7 @@
             </w:pPr>
             <w:r>
               <w:rPr>
-                <w:rFonts w:ascii="Times New Roman" w:hAnsi="Times New Roman" w:eastAsia="Times New Roman"/>
+                <w:rFonts w:ascii="Times New Roman" w:hAnsi="Times New Roman" w:cs="Times New Roman" w:eastAsia="Times New Roman"/>
                 <w:b w:val="0"/>
                 <w:i w:val="0"/>
                 <w:sz w:val="26"/>
@@ -1780,18 +1794,33 @@
             </w:pPr>
             <w:r>
               <w:rPr>
-                <w:rFonts w:ascii="Times New Roman" w:hAnsi="Times New Roman" w:eastAsia="Times New Roman"/>
+                <w:rFonts w:ascii="Times New Roman" w:hAnsi="Times New Roman" w:cs="Times New Roman" w:eastAsia="Times New Roman"/>
                 <w:b w:val="0"/>
                 <w:i w:val="0"/>
                 <w:sz w:val="26"/>
               </w:rPr>
               <w:t>- GV đánh giá sản phẩm thực hành, chấm điểm tiêu chí kỹ thuật.</w:t>
+            </w:r>
+          </w:p>
+          <w:p>
+            <w:pPr>
+              <w:spacing w:line="276" w:lineRule="auto" w:after="40"/>
+              <w:jc w:val="left"/>
+            </w:pPr>
+            <w:r>
+              <w:rPr>
+                <w:rFonts w:ascii="Times New Roman" w:hAnsi="Times New Roman" w:cs="Times New Roman" w:eastAsia="Times New Roman"/>
+                <w:b w:val="0"/>
+                <w:i w:val="0"/>
+                <w:sz w:val="26"/>
+              </w:rPr>
+              <w:t>- HS tinh chỉnh lại chốt nối nếu robot bị kẹt hoặc di chuyển lệch.</w:t>
             </w:r>
           </w:p>
         </w:tc>
         <w:tc>
           <w:tcPr>
-            <w:tcW w:type="dxa" w:w="4875"/>
+            <w:tcW w:type="dxa" w:w="4796"/>
             <w:tcMar>
               <w:top w:w="80" w:type="dxa"/>
               <w:bottom w:w="80" w:type="dxa"/>
@@ -1807,27 +1836,27 @@
             <w:r/>
             <w:r>
               <w:rPr>
-                <w:rFonts w:ascii="Times New Roman" w:hAnsi="Times New Roman" w:eastAsia="Times New Roman"/>
-                <w:b w:val="0"/>
-                <w:i w:val="0"/>
-                <w:sz w:val="26"/>
-              </w:rPr>
-              <w:t>Mô hình robot hoàn thiện.</w:t>
-            </w:r>
-          </w:p>
-          <w:p>
-            <w:pPr>
-              <w:spacing w:line="276" w:lineRule="auto" w:after="40"/>
-              <w:jc w:val="left"/>
-            </w:pPr>
-            <w:r>
-              <w:rPr>
-                <w:rFonts w:ascii="Times New Roman" w:hAnsi="Times New Roman" w:eastAsia="Times New Roman"/>
-                <w:b w:val="0"/>
-                <w:i w:val="0"/>
-                <w:sz w:val="26"/>
-              </w:rPr>
-              <w:t>Robot hoạt động đúng yêu cầu.</w:t>
+                <w:rFonts w:ascii="Times New Roman" w:hAnsi="Times New Roman" w:cs="Times New Roman" w:eastAsia="Times New Roman"/>
+                <w:b w:val="0"/>
+                <w:i w:val="0"/>
+                <w:sz w:val="26"/>
+              </w:rPr>
+              <w:t>Mô hình robot Ôn tập Đánh giá định kỳ 4 hoàn thiện.</w:t>
+            </w:r>
+          </w:p>
+          <w:p>
+            <w:pPr>
+              <w:spacing w:line="276" w:lineRule="auto" w:after="40"/>
+              <w:jc w:val="left"/>
+            </w:pPr>
+            <w:r>
+              <w:rPr>
+                <w:rFonts w:ascii="Times New Roman" w:hAnsi="Times New Roman" w:cs="Times New Roman" w:eastAsia="Times New Roman"/>
+                <w:b w:val="0"/>
+                <w:i w:val="0"/>
+                <w:sz w:val="26"/>
+              </w:rPr>
+              <w:t>Robot vận hành chính xác, trơn tru.</w:t>
             </w:r>
           </w:p>
         </w:tc>
@@ -1847,7 +1876,7 @@
       </w:pPr>
       <w:r>
         <w:rPr>
-          <w:rFonts w:ascii="Times New Roman" w:hAnsi="Times New Roman" w:eastAsia="Times New Roman"/>
+          <w:rFonts w:ascii="Times New Roman" w:hAnsi="Times New Roman" w:cs="Times New Roman" w:eastAsia="Times New Roman"/>
           <w:b/>
           <w:i w:val="0"/>
           <w:sz w:val="26"/>
@@ -1863,7 +1892,7 @@
       </w:pPr>
       <w:r>
         <w:rPr>
-          <w:rFonts w:ascii="Times New Roman" w:hAnsi="Times New Roman" w:eastAsia="Times New Roman"/>
+          <w:rFonts w:ascii="Times New Roman" w:hAnsi="Times New Roman" w:cs="Times New Roman" w:eastAsia="Times New Roman"/>
           <w:b/>
           <w:i w:val="0"/>
           <w:sz w:val="26"/>
@@ -1872,12 +1901,12 @@
       </w:r>
       <w:r>
         <w:rPr>
-          <w:rFonts w:ascii="Times New Roman" w:hAnsi="Times New Roman" w:eastAsia="Times New Roman"/>
+          <w:rFonts w:ascii="Times New Roman" w:hAnsi="Times New Roman" w:cs="Times New Roman" w:eastAsia="Times New Roman"/>
           <w:b w:val="0"/>
           <w:i/>
           <w:sz w:val="26"/>
         </w:rPr>
-        <w:t>Vận dụng sáng tạo, nâng cấp tính năng robot và dọn dẹp.</w:t>
+        <w:t>Vận dụng sáng tạo, nâng cấp tính năng robot và dọn dẹp phòng học.</w:t>
       </w:r>
     </w:p>
     <w:p>
@@ -1888,7 +1917,7 @@
       </w:pPr>
       <w:r>
         <w:rPr>
-          <w:rFonts w:ascii="Times New Roman" w:hAnsi="Times New Roman" w:eastAsia="Times New Roman"/>
+          <w:rFonts w:ascii="Times New Roman" w:hAnsi="Times New Roman" w:cs="Times New Roman" w:eastAsia="Times New Roman"/>
           <w:b/>
           <w:i w:val="0"/>
           <w:sz w:val="26"/>
@@ -1897,12 +1926,12 @@
       </w:r>
       <w:r>
         <w:rPr>
-          <w:rFonts w:ascii="Times New Roman" w:hAnsi="Times New Roman" w:eastAsia="Times New Roman"/>
+          <w:rFonts w:ascii="Times New Roman" w:hAnsi="Times New Roman" w:cs="Times New Roman" w:eastAsia="Times New Roman"/>
           <w:b w:val="0"/>
           <w:i/>
           <w:sz w:val="26"/>
         </w:rPr>
-        <w:t>GV đặt yêu cầu cải tiến tối ưu hoặc thêm chi tiết trang trí.</w:t>
+        <w:t>GV đặt yêu cầu cải tiến tối ưu thuật toán hoặc thêm chi tiết trang trí.</w:t>
       </w:r>
     </w:p>
     <w:p>
@@ -1913,7 +1942,7 @@
       </w:pPr>
       <w:r>
         <w:rPr>
-          <w:rFonts w:ascii="Times New Roman" w:hAnsi="Times New Roman" w:eastAsia="Times New Roman"/>
+          <w:rFonts w:ascii="Times New Roman" w:hAnsi="Times New Roman" w:cs="Times New Roman" w:eastAsia="Times New Roman"/>
           <w:b/>
           <w:i w:val="0"/>
           <w:sz w:val="26"/>
@@ -1922,7 +1951,7 @@
       </w:r>
       <w:r>
         <w:rPr>
-          <w:rFonts w:ascii="Times New Roman" w:hAnsi="Times New Roman" w:eastAsia="Times New Roman"/>
+          <w:rFonts w:ascii="Times New Roman" w:hAnsi="Times New Roman" w:cs="Times New Roman" w:eastAsia="Times New Roman"/>
           <w:b w:val="0"/>
           <w:i/>
           <w:sz w:val="26"/>
@@ -1938,7 +1967,7 @@
       </w:pPr>
       <w:r>
         <w:rPr>
-          <w:rFonts w:ascii="Times New Roman" w:hAnsi="Times New Roman" w:eastAsia="Times New Roman"/>
+          <w:rFonts w:ascii="Times New Roman" w:hAnsi="Times New Roman" w:cs="Times New Roman" w:eastAsia="Times New Roman"/>
           <w:b/>
           <w:i w:val="0"/>
           <w:sz w:val="26"/>
@@ -1960,8 +1989,8 @@
         </w:tblBorders>
       </w:tblPr>
       <w:tblGrid>
-        <w:gridCol w:w="4875"/>
-        <w:gridCol w:w="4875"/>
+        <w:gridCol w:w="4796"/>
+        <w:gridCol w:w="4796"/>
       </w:tblGrid>
       <w:tr>
         <w:tc>
@@ -1982,7 +2011,7 @@
             <w:r/>
             <w:r>
               <w:rPr>
-                <w:rFonts w:ascii="Times New Roman" w:hAnsi="Times New Roman" w:eastAsia="Times New Roman"/>
+                <w:rFonts w:ascii="Times New Roman" w:hAnsi="Times New Roman" w:cs="Times New Roman" w:eastAsia="Times New Roman"/>
                 <w:b/>
                 <w:i w:val="0"/>
                 <w:sz w:val="26"/>
@@ -2009,7 +2038,7 @@
             <w:r/>
             <w:r>
               <w:rPr>
-                <w:rFonts w:ascii="Times New Roman" w:hAnsi="Times New Roman" w:eastAsia="Times New Roman"/>
+                <w:rFonts w:ascii="Times New Roman" w:hAnsi="Times New Roman" w:cs="Times New Roman" w:eastAsia="Times New Roman"/>
                 <w:b/>
                 <w:i w:val="0"/>
                 <w:sz w:val="26"/>
@@ -2022,7 +2051,7 @@
       <w:tr>
         <w:tc>
           <w:tcPr>
-            <w:tcW w:type="dxa" w:w="4875"/>
+            <w:tcW w:type="dxa" w:w="4796"/>
             <w:tcMar>
               <w:top w:w="80" w:type="dxa"/>
               <w:bottom w:w="80" w:type="dxa"/>
@@ -2038,7 +2067,7 @@
             <w:r/>
             <w:r>
               <w:rPr>
-                <w:rFonts w:ascii="Times New Roman" w:hAnsi="Times New Roman" w:eastAsia="Times New Roman"/>
+                <w:rFonts w:ascii="Times New Roman" w:hAnsi="Times New Roman" w:cs="Times New Roman" w:eastAsia="Times New Roman"/>
                 <w:b w:val="0"/>
                 <w:i w:val="0"/>
                 <w:sz w:val="26"/>
@@ -2053,7 +2082,7 @@
             </w:pPr>
             <w:r>
               <w:rPr>
-                <w:rFonts w:ascii="Times New Roman" w:hAnsi="Times New Roman" w:eastAsia="Times New Roman"/>
+                <w:rFonts w:ascii="Times New Roman" w:hAnsi="Times New Roman" w:cs="Times New Roman" w:eastAsia="Times New Roman"/>
                 <w:b w:val="0"/>
                 <w:i w:val="0"/>
                 <w:sz w:val="26"/>
@@ -2068,7 +2097,7 @@
             </w:pPr>
             <w:r>
               <w:rPr>
-                <w:rFonts w:ascii="Times New Roman" w:hAnsi="Times New Roman" w:eastAsia="Times New Roman"/>
+                <w:rFonts w:ascii="Times New Roman" w:hAnsi="Times New Roman" w:cs="Times New Roman" w:eastAsia="Times New Roman"/>
                 <w:b w:val="0"/>
                 <w:i w:val="0"/>
                 <w:sz w:val="26"/>
@@ -2083,7 +2112,7 @@
             </w:pPr>
             <w:r>
               <w:rPr>
-                <w:rFonts w:ascii="Times New Roman" w:hAnsi="Times New Roman" w:eastAsia="Times New Roman"/>
+                <w:rFonts w:ascii="Times New Roman" w:hAnsi="Times New Roman" w:cs="Times New Roman" w:eastAsia="Times New Roman"/>
                 <w:b w:val="0"/>
                 <w:i w:val="0"/>
                 <w:sz w:val="26"/>
@@ -2098,22 +2127,22 @@
             </w:pPr>
             <w:r>
               <w:rPr>
-                <w:rFonts w:ascii="Times New Roman" w:hAnsi="Times New Roman" w:eastAsia="Times New Roman"/>
-                <w:b w:val="0"/>
-                <w:i w:val="0"/>
-                <w:sz w:val="26"/>
-              </w:rPr>
-              <w:t>- HS nhẹ nhàng tháo chốt, phân loại linh kiện về đúng vị trí.</w:t>
-            </w:r>
-          </w:p>
-          <w:p>
-            <w:pPr>
-              <w:spacing w:line="276" w:lineRule="auto" w:after="40"/>
-              <w:jc w:val="left"/>
-            </w:pPr>
-            <w:r>
-              <w:rPr>
-                <w:rFonts w:ascii="Times New Roman" w:hAnsi="Times New Roman" w:eastAsia="Times New Roman"/>
+                <w:rFonts w:ascii="Times New Roman" w:hAnsi="Times New Roman" w:cs="Times New Roman" w:eastAsia="Times New Roman"/>
+                <w:b w:val="0"/>
+                <w:i w:val="0"/>
+                <w:sz w:val="26"/>
+              </w:rPr>
+              <w:t>- HS nhẹ nhàng tháo chốt, phân loại linh kiện về đúng ngăn trong hộp Kit.</w:t>
+            </w:r>
+          </w:p>
+          <w:p>
+            <w:pPr>
+              <w:spacing w:line="276" w:lineRule="auto" w:after="40"/>
+              <w:jc w:val="left"/>
+            </w:pPr>
+            <w:r>
+              <w:rPr>
+                <w:rFonts w:ascii="Times New Roman" w:hAnsi="Times New Roman" w:cs="Times New Roman" w:eastAsia="Times New Roman"/>
                 <w:b w:val="0"/>
                 <w:i w:val="0"/>
                 <w:sz w:val="26"/>
@@ -2128,22 +2157,22 @@
             </w:pPr>
             <w:r>
               <w:rPr>
-                <w:rFonts w:ascii="Times New Roman" w:hAnsi="Times New Roman" w:eastAsia="Times New Roman"/>
-                <w:b w:val="0"/>
-                <w:i w:val="0"/>
-                <w:sz w:val="26"/>
-              </w:rPr>
-              <w:t>- 1-2 HS trình bày ý tưởng nâng cấp robot.</w:t>
-            </w:r>
-          </w:p>
-          <w:p>
-            <w:pPr>
-              <w:spacing w:line="276" w:lineRule="auto" w:after="40"/>
-              <w:jc w:val="left"/>
-            </w:pPr>
-            <w:r>
-              <w:rPr>
-                <w:rFonts w:ascii="Times New Roman" w:hAnsi="Times New Roman" w:eastAsia="Times New Roman"/>
+                <w:rFonts w:ascii="Times New Roman" w:hAnsi="Times New Roman" w:cs="Times New Roman" w:eastAsia="Times New Roman"/>
+                <w:b w:val="0"/>
+                <w:i w:val="0"/>
+                <w:sz w:val="26"/>
+              </w:rPr>
+              <w:t>- 1-2 HS trình bày ý tưởng nâng cấp robot trước lớp.</w:t>
+            </w:r>
+          </w:p>
+          <w:p>
+            <w:pPr>
+              <w:spacing w:line="276" w:lineRule="auto" w:after="40"/>
+              <w:jc w:val="left"/>
+            </w:pPr>
+            <w:r>
+              <w:rPr>
+                <w:rFonts w:ascii="Times New Roman" w:hAnsi="Times New Roman" w:cs="Times New Roman" w:eastAsia="Times New Roman"/>
                 <w:b w:val="0"/>
                 <w:i w:val="0"/>
                 <w:sz w:val="26"/>
@@ -2158,7 +2187,7 @@
             </w:pPr>
             <w:r>
               <w:rPr>
-                <w:rFonts w:ascii="Times New Roman" w:hAnsi="Times New Roman" w:eastAsia="Times New Roman"/>
+                <w:rFonts w:ascii="Times New Roman" w:hAnsi="Times New Roman" w:cs="Times New Roman" w:eastAsia="Times New Roman"/>
                 <w:b w:val="0"/>
                 <w:i w:val="0"/>
                 <w:sz w:val="26"/>
@@ -2173,18 +2202,18 @@
             </w:pPr>
             <w:r>
               <w:rPr>
-                <w:rFonts w:ascii="Times New Roman" w:hAnsi="Times New Roman" w:eastAsia="Times New Roman"/>
-                <w:b w:val="0"/>
-                <w:i w:val="0"/>
-                <w:sz w:val="26"/>
-              </w:rPr>
-              <w:t>- HS thu dọn bàn học, nộp lại hộp Kit Robotics.</w:t>
+                <w:rFonts w:ascii="Times New Roman" w:hAnsi="Times New Roman" w:cs="Times New Roman" w:eastAsia="Times New Roman"/>
+                <w:b w:val="0"/>
+                <w:i w:val="0"/>
+                <w:sz w:val="26"/>
+              </w:rPr>
+              <w:t>- HS thu dọn bàn học, nộp lại hộp Kit Robotics ngăn nắp.</w:t>
             </w:r>
           </w:p>
         </w:tc>
         <w:tc>
           <w:tcPr>
-            <w:tcW w:type="dxa" w:w="4875"/>
+            <w:tcW w:type="dxa" w:w="4796"/>
             <w:tcMar>
               <w:top w:w="80" w:type="dxa"/>
               <w:bottom w:w="80" w:type="dxa"/>
@@ -2200,27 +2229,27 @@
             <w:r/>
             <w:r>
               <w:rPr>
-                <w:rFonts w:ascii="Times New Roman" w:hAnsi="Times New Roman" w:eastAsia="Times New Roman"/>
-                <w:b w:val="0"/>
-                <w:i w:val="0"/>
-                <w:sz w:val="26"/>
-              </w:rPr>
-              <w:t>HS đề xuất ý tưởng cải tiến.</w:t>
-            </w:r>
-          </w:p>
-          <w:p>
-            <w:pPr>
-              <w:spacing w:line="276" w:lineRule="auto" w:after="40"/>
-              <w:jc w:val="left"/>
-            </w:pPr>
-            <w:r>
-              <w:rPr>
-                <w:rFonts w:ascii="Times New Roman" w:hAnsi="Times New Roman" w:eastAsia="Times New Roman"/>
-                <w:b w:val="0"/>
-                <w:i w:val="0"/>
-                <w:sz w:val="26"/>
-              </w:rPr>
-              <w:t>Bộ Kit được sắp xếp ngăn nắp.</w:t>
+                <w:rFonts w:ascii="Times New Roman" w:hAnsi="Times New Roman" w:cs="Times New Roman" w:eastAsia="Times New Roman"/>
+                <w:b w:val="0"/>
+                <w:i w:val="0"/>
+                <w:sz w:val="26"/>
+              </w:rPr>
+              <w:t>HS đề xuất được ý tưởng cải tiến mô hình robot.</w:t>
+            </w:r>
+          </w:p>
+          <w:p>
+            <w:pPr>
+              <w:spacing w:line="276" w:lineRule="auto" w:after="40"/>
+              <w:jc w:val="left"/>
+            </w:pPr>
+            <w:r>
+              <w:rPr>
+                <w:rFonts w:ascii="Times New Roman" w:hAnsi="Times New Roman" w:cs="Times New Roman" w:eastAsia="Times New Roman"/>
+                <w:b w:val="0"/>
+                <w:i w:val="0"/>
+                <w:sz w:val="26"/>
+              </w:rPr>
+              <w:t>Bộ Kit Robotics được phân loại và bảo quản tốt.</w:t>
             </w:r>
           </w:p>
         </w:tc>
@@ -2240,7 +2269,7 @@
       </w:pPr>
       <w:r>
         <w:rPr>
-          <w:rFonts w:ascii="Times New Roman" w:hAnsi="Times New Roman" w:eastAsia="Times New Roman"/>
+          <w:rFonts w:ascii="Times New Roman" w:hAnsi="Times New Roman" w:cs="Times New Roman" w:eastAsia="Times New Roman"/>
           <w:b/>
           <w:i w:val="0"/>
           <w:sz w:val="26"/>
@@ -2255,7 +2284,7 @@
       </w:pPr>
       <w:r>
         <w:rPr>
-          <w:rFonts w:ascii="Times New Roman" w:hAnsi="Times New Roman" w:eastAsia="Times New Roman"/>
+          <w:rFonts w:ascii="Times New Roman" w:hAnsi="Times New Roman" w:cs="Times New Roman" w:eastAsia="Times New Roman"/>
           <w:b w:val="0"/>
           <w:i w:val="0"/>
           <w:sz w:val="26"/>
@@ -2270,7 +2299,7 @@
       </w:pPr>
       <w:r>
         <w:rPr>
-          <w:rFonts w:ascii="Times New Roman" w:hAnsi="Times New Roman" w:eastAsia="Times New Roman"/>
+          <w:rFonts w:ascii="Times New Roman" w:hAnsi="Times New Roman" w:cs="Times New Roman" w:eastAsia="Times New Roman"/>
           <w:b w:val="0"/>
           <w:i w:val="0"/>
           <w:sz w:val="26"/>
@@ -2298,14 +2327,14 @@
         </w:tblBorders>
       </w:tblPr>
       <w:tblGrid>
-        <w:gridCol w:w="3250"/>
-        <w:gridCol w:w="3250"/>
-        <w:gridCol w:w="3250"/>
+        <w:gridCol w:w="3198"/>
+        <w:gridCol w:w="3198"/>
+        <w:gridCol w:w="3198"/>
       </w:tblGrid>
       <w:tr>
         <w:tc>
           <w:tcPr>
-            <w:tcW w:type="dxa" w:w="3250"/>
+            <w:tcW w:type="dxa" w:w="3198"/>
             <w:tcMar>
               <w:top w:w="80" w:type="dxa"/>
               <w:bottom w:w="80" w:type="dxa"/>
@@ -2321,7 +2350,7 @@
             <w:r/>
             <w:r>
               <w:rPr>
-                <w:rFonts w:ascii="Times New Roman" w:hAnsi="Times New Roman" w:eastAsia="Times New Roman"/>
+                <w:rFonts w:ascii="Times New Roman" w:hAnsi="Times New Roman" w:cs="Times New Roman" w:eastAsia="Times New Roman"/>
                 <w:b/>
                 <w:i w:val="0"/>
                 <w:sz w:val="26"/>
@@ -2332,7 +2361,7 @@
         </w:tc>
         <w:tc>
           <w:tcPr>
-            <w:tcW w:type="dxa" w:w="3250"/>
+            <w:tcW w:type="dxa" w:w="3198"/>
             <w:tcMar>
               <w:top w:w="80" w:type="dxa"/>
               <w:bottom w:w="80" w:type="dxa"/>
@@ -2348,7 +2377,7 @@
             <w:r/>
             <w:r>
               <w:rPr>
-                <w:rFonts w:ascii="Times New Roman" w:hAnsi="Times New Roman" w:eastAsia="Times New Roman"/>
+                <w:rFonts w:ascii="Times New Roman" w:hAnsi="Times New Roman" w:cs="Times New Roman" w:eastAsia="Times New Roman"/>
                 <w:b/>
                 <w:i w:val="0"/>
                 <w:sz w:val="26"/>
@@ -2359,7 +2388,7 @@
         </w:tc>
         <w:tc>
           <w:tcPr>
-            <w:tcW w:type="dxa" w:w="3250"/>
+            <w:tcW w:type="dxa" w:w="3198"/>
             <w:tcMar>
               <w:top w:w="80" w:type="dxa"/>
               <w:bottom w:w="80" w:type="dxa"/>
@@ -2375,7 +2404,7 @@
             <w:r/>
             <w:r>
               <w:rPr>
-                <w:rFonts w:ascii="Times New Roman" w:hAnsi="Times New Roman" w:eastAsia="Times New Roman"/>
+                <w:rFonts w:ascii="Times New Roman" w:hAnsi="Times New Roman" w:cs="Times New Roman" w:eastAsia="Times New Roman"/>
                 <w:b/>
                 <w:i w:val="0"/>
                 <w:sz w:val="26"/>
@@ -2388,7 +2417,7 @@
       <w:tr>
         <w:tc>
           <w:tcPr>
-            <w:tcW w:type="dxa" w:w="3250"/>
+            <w:tcW w:type="dxa" w:w="3198"/>
             <w:tcMar>
               <w:top w:w="80" w:type="dxa"/>
               <w:bottom w:w="80" w:type="dxa"/>
@@ -2404,7 +2433,7 @@
             <w:r/>
             <w:r>
               <w:rPr>
-                <w:rFonts w:ascii="Times New Roman" w:hAnsi="Times New Roman" w:eastAsia="Times New Roman"/>
+                <w:rFonts w:ascii="Times New Roman" w:hAnsi="Times New Roman" w:cs="Times New Roman" w:eastAsia="Times New Roman"/>
                 <w:b w:val="0"/>
                 <w:i/>
                 <w:sz w:val="26"/>
@@ -2415,7 +2444,7 @@
         </w:tc>
         <w:tc>
           <w:tcPr>
-            <w:tcW w:type="dxa" w:w="3250"/>
+            <w:tcW w:type="dxa" w:w="3198"/>
             <w:tcMar>
               <w:top w:w="80" w:type="dxa"/>
               <w:bottom w:w="80" w:type="dxa"/>
@@ -2431,7 +2460,7 @@
             <w:r/>
             <w:r>
               <w:rPr>
-                <w:rFonts w:ascii="Times New Roman" w:hAnsi="Times New Roman" w:eastAsia="Times New Roman"/>
+                <w:rFonts w:ascii="Times New Roman" w:hAnsi="Times New Roman" w:cs="Times New Roman" w:eastAsia="Times New Roman"/>
                 <w:b w:val="0"/>
                 <w:i/>
                 <w:sz w:val="26"/>
@@ -2442,7 +2471,7 @@
         </w:tc>
         <w:tc>
           <w:tcPr>
-            <w:tcW w:type="dxa" w:w="3250"/>
+            <w:tcW w:type="dxa" w:w="3198"/>
             <w:tcMar>
               <w:top w:w="80" w:type="dxa"/>
               <w:bottom w:w="80" w:type="dxa"/>
@@ -2458,7 +2487,7 @@
             <w:r/>
             <w:r>
               <w:rPr>
-                <w:rFonts w:ascii="Times New Roman" w:hAnsi="Times New Roman" w:eastAsia="Times New Roman"/>
+                <w:rFonts w:ascii="Times New Roman" w:hAnsi="Times New Roman" w:cs="Times New Roman" w:eastAsia="Times New Roman"/>
                 <w:b w:val="0"/>
                 <w:i/>
                 <w:sz w:val="26"/>
@@ -2471,7 +2500,7 @@
       <w:tr>
         <w:tc>
           <w:tcPr>
-            <w:tcW w:type="dxa" w:w="3250"/>
+            <w:tcW w:type="dxa" w:w="3198"/>
             <w:tcMar>
               <w:top w:w="80" w:type="dxa"/>
               <w:bottom w:w="80" w:type="dxa"/>
@@ -2487,7 +2516,7 @@
             <w:r/>
             <w:r>
               <w:rPr>
-                <w:rFonts w:ascii="Times New Roman" w:hAnsi="Times New Roman" w:eastAsia="Times New Roman"/>
+                <w:rFonts w:ascii="Times New Roman" w:hAnsi="Times New Roman" w:cs="Times New Roman" w:eastAsia="Times New Roman"/>
                 <w:b w:val="0"/>
                 <w:i w:val="0"/>
                 <w:sz w:val="26"/>
@@ -2501,7 +2530,7 @@
             </w:pPr>
             <w:r>
               <w:rPr>
-                <w:rFonts w:ascii="Times New Roman" w:hAnsi="Times New Roman" w:eastAsia="Times New Roman"/>
+                <w:rFonts w:ascii="Times New Roman" w:hAnsi="Times New Roman" w:cs="Times New Roman" w:eastAsia="Times New Roman"/>
                 <w:b w:val="0"/>
                 <w:i w:val="0"/>
                 <w:sz w:val="26"/>
@@ -2515,7 +2544,7 @@
             </w:pPr>
             <w:r>
               <w:rPr>
-                <w:rFonts w:ascii="Times New Roman" w:hAnsi="Times New Roman" w:eastAsia="Times New Roman"/>
+                <w:rFonts w:ascii="Times New Roman" w:hAnsi="Times New Roman" w:cs="Times New Roman" w:eastAsia="Times New Roman"/>
                 <w:b w:val="0"/>
                 <w:i w:val="0"/>
                 <w:sz w:val="26"/>
@@ -2529,7 +2558,7 @@
             </w:pPr>
             <w:r>
               <w:rPr>
-                <w:rFonts w:ascii="Times New Roman" w:hAnsi="Times New Roman" w:eastAsia="Times New Roman"/>
+                <w:rFonts w:ascii="Times New Roman" w:hAnsi="Times New Roman" w:cs="Times New Roman" w:eastAsia="Times New Roman"/>
                 <w:b w:val="0"/>
                 <w:i w:val="0"/>
                 <w:sz w:val="26"/>
@@ -2539,7 +2568,7 @@
         </w:tc>
         <w:tc>
           <w:tcPr>
-            <w:tcW w:type="dxa" w:w="3250"/>
+            <w:tcW w:type="dxa" w:w="3198"/>
             <w:tcMar>
               <w:top w:w="80" w:type="dxa"/>
               <w:bottom w:w="80" w:type="dxa"/>
@@ -2555,7 +2584,7 @@
             <w:r/>
             <w:r>
               <w:rPr>
-                <w:rFonts w:ascii="Times New Roman" w:hAnsi="Times New Roman" w:eastAsia="Times New Roman"/>
+                <w:rFonts w:ascii="Times New Roman" w:hAnsi="Times New Roman" w:cs="Times New Roman" w:eastAsia="Times New Roman"/>
                 <w:b w:val="0"/>
                 <w:i w:val="0"/>
                 <w:sz w:val="26"/>
@@ -2569,7 +2598,7 @@
             </w:pPr>
             <w:r>
               <w:rPr>
-                <w:rFonts w:ascii="Times New Roman" w:hAnsi="Times New Roman" w:eastAsia="Times New Roman"/>
+                <w:rFonts w:ascii="Times New Roman" w:hAnsi="Times New Roman" w:cs="Times New Roman" w:eastAsia="Times New Roman"/>
                 <w:b w:val="0"/>
                 <w:i w:val="0"/>
                 <w:sz w:val="26"/>
@@ -2583,7 +2612,7 @@
             </w:pPr>
             <w:r>
               <w:rPr>
-                <w:rFonts w:ascii="Times New Roman" w:hAnsi="Times New Roman" w:eastAsia="Times New Roman"/>
+                <w:rFonts w:ascii="Times New Roman" w:hAnsi="Times New Roman" w:cs="Times New Roman" w:eastAsia="Times New Roman"/>
                 <w:b w:val="0"/>
                 <w:i w:val="0"/>
                 <w:sz w:val="26"/>
@@ -2597,7 +2626,7 @@
             </w:pPr>
             <w:r>
               <w:rPr>
-                <w:rFonts w:ascii="Times New Roman" w:hAnsi="Times New Roman" w:eastAsia="Times New Roman"/>
+                <w:rFonts w:ascii="Times New Roman" w:hAnsi="Times New Roman" w:cs="Times New Roman" w:eastAsia="Times New Roman"/>
                 <w:b w:val="0"/>
                 <w:i w:val="0"/>
                 <w:sz w:val="26"/>
@@ -2607,7 +2636,7 @@
         </w:tc>
         <w:tc>
           <w:tcPr>
-            <w:tcW w:type="dxa" w:w="3250"/>
+            <w:tcW w:type="dxa" w:w="3198"/>
             <w:tcMar>
               <w:top w:w="80" w:type="dxa"/>
               <w:bottom w:w="80" w:type="dxa"/>
@@ -2629,7 +2658,7 @@
             <w:r/>
             <w:r>
               <w:rPr>
-                <w:rFonts w:ascii="Times New Roman" w:hAnsi="Times New Roman" w:eastAsia="Times New Roman"/>
+                <w:rFonts w:ascii="Times New Roman" w:hAnsi="Times New Roman" w:cs="Times New Roman" w:eastAsia="Times New Roman"/>
                 <w:b/>
                 <w:i w:val="0"/>
                 <w:sz w:val="26"/>
@@ -2643,7 +2672,7 @@
             </w:pPr>
             <w:r>
               <w:rPr>
-                <w:rFonts w:ascii="Times New Roman" w:hAnsi="Times New Roman" w:eastAsia="Times New Roman"/>
+                <w:rFonts w:ascii="Times New Roman" w:hAnsi="Times New Roman" w:cs="Times New Roman" w:eastAsia="Times New Roman"/>
                 <w:b/>
                 <w:i w:val="0"/>
                 <w:sz w:val="26"/>
@@ -2657,7 +2686,7 @@
             </w:pPr>
             <w:r>
               <w:rPr>
-                <w:rFonts w:ascii="Times New Roman" w:hAnsi="Times New Roman" w:eastAsia="Times New Roman"/>
+                <w:rFonts w:ascii="Times New Roman" w:hAnsi="Times New Roman" w:cs="Times New Roman" w:eastAsia="Times New Roman"/>
                 <w:b/>
                 <w:i w:val="0"/>
                 <w:sz w:val="26"/>
@@ -2671,7 +2700,7 @@
             </w:pPr>
             <w:r>
               <w:rPr>
-                <w:rFonts w:ascii="Times New Roman" w:hAnsi="Times New Roman" w:eastAsia="Times New Roman"/>
+                <w:rFonts w:ascii="Times New Roman" w:hAnsi="Times New Roman" w:cs="Times New Roman" w:eastAsia="Times New Roman"/>
                 <w:b/>
                 <w:i w:val="0"/>
                 <w:sz w:val="26"/>
@@ -2690,7 +2719,7 @@
       <w:headerReference w:type="first" r:id="rId12"/>
       <w:footerReference w:type="first" r:id="rId13"/>
       <w:pgSz w:w="11910" w:h="16840"/>
-      <w:pgMar w:top="720" w:right="720" w:bottom="720" w:left="1440" w:header="283" w:footer="0" w:gutter="0"/>
+      <w:pgMar w:top="630" w:right="1137" w:bottom="280" w:left="1180" w:header="283" w:footer="0" w:gutter="0"/>
       <w:pgNumType w:start="1"/>
       <w:cols w:space="720"/>
     </w:sectPr>
